--- a/data/outputs/v2/General_Science/SS3.2_Linear_Motion/General_Science_Linear_Motion_FinalExplanation.docx
+++ b/data/outputs/v2/General_Science/SS3.2_Linear_Motion/General_Science_Linear_Motion_FinalExplanation.docx
@@ -38,6 +38,177 @@
           <w:szCs w:val="22"/>
         </w:rPr>
         <w:t xml:space="preserve">Student Assessment Document</w:t>
+      </w:r>
+    </w:p>
+    <w:p>
+      <w:pPr>
+        <w:spacing w:after="80" w:before="120"/>
+      </w:pPr>
+      <w:r>
+        <w:rPr>
+          <w:rFonts w:ascii="Arial" w:cs="Arial" w:eastAsia="Arial" w:hAnsi="Arial"/>
+          <w:b/>
+          <w:bCs/>
+          <w:color w:val="1F3864"/>
+          <w:sz w:val="20"/>
+          <w:szCs w:val="20"/>
+        </w:rPr>
+        <w:t xml:space="preserve">ATTRIBUTION AND LICENSING</w:t>
+      </w:r>
+    </w:p>
+    <w:p>
+      <w:pPr>
+        <w:spacing w:after="60" w:before="0"/>
+      </w:pPr>
+      <w:r>
+        <w:rPr>
+          <w:rFonts w:ascii="Arial" w:cs="Arial" w:eastAsia="Arial" w:hAnsi="Arial"/>
+          <w:b/>
+          <w:bCs/>
+          <w:sz w:val="17"/>
+          <w:szCs w:val="17"/>
+        </w:rPr>
+        <w:t xml:space="preserve">Curriculum Alignment: </w:t>
+      </w:r>
+      <w:r>
+        <w:rPr>
+          <w:rFonts w:ascii="Arial" w:cs="Arial" w:eastAsia="Arial" w:hAnsi="Arial"/>
+          <w:sz w:val="17"/>
+          <w:szCs w:val="17"/>
+        </w:rPr>
+        <w:t xml:space="preserve">Structured in pedagogical alignment with the competence-based curriculum format and learning outcomes established by the Kenya Institute of Curriculum Development (KICD). This material is independently developed and is not officially endorsed or published by KICD.</w:t>
+      </w:r>
+    </w:p>
+    <w:p>
+      <w:pPr>
+        <w:spacing w:after="60" w:before="0"/>
+      </w:pPr>
+      <w:r>
+        <w:rPr>
+          <w:rFonts w:ascii="Arial" w:cs="Arial" w:eastAsia="Arial" w:hAnsi="Arial"/>
+          <w:b/>
+          <w:bCs/>
+          <w:sz w:val="17"/>
+          <w:szCs w:val="17"/>
+        </w:rPr>
+        <w:t xml:space="preserve">Content &amp; Pedagogy: </w:t>
+      </w:r>
+      <w:r>
+        <w:rPr>
+          <w:rFonts w:ascii="Arial" w:cs="Arial" w:eastAsia="Arial" w:hAnsi="Arial"/>
+          <w:sz w:val="17"/>
+          <w:szCs w:val="17"/>
+        </w:rPr>
+        <w:t xml:space="preserve">Developed and adapted by the educator team at SeaVuria (registered 501(c)(3) in the United States and registered NGO in Kenya, No. 872-850A-BF11), who designed the pedagogical framework, lesson templates and exemplar lessons on which this material is based.</w:t>
+      </w:r>
+    </w:p>
+    <w:p>
+      <w:pPr>
+        <w:spacing w:after="60" w:before="0"/>
+      </w:pPr>
+      <w:r>
+        <w:rPr>
+          <w:rFonts w:ascii="Arial" w:cs="Arial" w:eastAsia="Arial" w:hAnsi="Arial"/>
+          <w:b/>
+          <w:bCs/>
+          <w:sz w:val="17"/>
+          <w:szCs w:val="17"/>
+        </w:rPr>
+        <w:t xml:space="preserve">Production &amp; Layout: </w:t>
+      </w:r>
+      <w:r>
+        <w:rPr>
+          <w:rFonts w:ascii="Arial" w:cs="Arial" w:eastAsia="Arial" w:hAnsi="Arial"/>
+          <w:sz w:val="17"/>
+          <w:szCs w:val="17"/>
+        </w:rPr>
+        <w:t xml:space="preserve">Educational design and curriculum sequencing by SeaVuria. Technical layout, structural formatting, and digital optimization/implementation executed in partnership with ARES Education (registered 501(c)(3) in the United States and Canada (as Afretech Aid) and registered NGO in Kenya), with lesson drafting and compilation assisted by AI (Claude, Anthropic).</w:t>
+      </w:r>
+    </w:p>
+    <w:p>
+      <w:pPr>
+        <w:pBdr>
+          <w:bottom w:val="single" w:color="1F3864" w:sz="6" w:space="6"/>
+        </w:pBdr>
+        <w:spacing w:after="60" w:before="0"/>
+      </w:pPr>
+      <w:r>
+        <w:rPr>
+          <w:rFonts w:ascii="Arial" w:cs="Arial" w:eastAsia="Arial" w:hAnsi="Arial"/>
+          <w:b/>
+          <w:bCs/>
+          <w:sz w:val="17"/>
+          <w:szCs w:val="17"/>
+        </w:rPr>
+        <w:t xml:space="preserve">Licensing &amp; Copyright: </w:t>
+      </w:r>
+      <w:r>
+        <w:rPr>
+          <w:rFonts w:ascii="Arial" w:cs="Arial" w:eastAsia="Arial" w:hAnsi="Arial"/>
+          <w:sz w:val="17"/>
+          <w:szCs w:val="17"/>
+        </w:rPr>
+        <w:t xml:space="preserve">© 2026 SeaVuria and ARES. This work is licensed under a </w:t>
+      </w:r>
+      <w:hyperlink w:history="1" r:id="rIdrvvgmapbhqq1fzlx0y4w1">
+        <w:r>
+          <w:rPr>
+            <w:rFonts w:ascii="Arial" w:cs="Arial" w:eastAsia="Arial" w:hAnsi="Arial"/>
+            <w:color w:val="1F6B75"/>
+            <w:sz w:val="17"/>
+            <w:szCs w:val="17"/>
+            <w:u w:val="single" w:color="1F6B75"/>
+          </w:rPr>
+          <w:t xml:space="preserve">Creative Commons Attribution-NonCommercial 4.0 International License</w:t>
+        </w:r>
+      </w:hyperlink>
+      <w:r>
+        <w:rPr>
+          <w:rFonts w:ascii="Arial" w:cs="Arial" w:eastAsia="Arial" w:hAnsi="Arial"/>
+          <w:sz w:val="17"/>
+          <w:szCs w:val="17"/>
+        </w:rPr>
+        <w:t xml:space="preserve"> (</w:t>
+      </w:r>
+      <w:hyperlink w:history="1" r:id="rIdzxgptwys7pdhy7paw10zu">
+        <w:r>
+          <w:rPr>
+            <w:rFonts w:ascii="Arial" w:cs="Arial" w:eastAsia="Arial" w:hAnsi="Arial"/>
+            <w:color w:val="1F6B75"/>
+            <w:sz w:val="17"/>
+            <w:szCs w:val="17"/>
+            <w:u w:val="single" w:color="1F6B75"/>
+          </w:rPr>
+          <w:t xml:space="preserve">CC BY-NC 4.0</w:t>
+        </w:r>
+      </w:hyperlink>
+      <w:r>
+        <w:rPr>
+          <w:rFonts w:ascii="Arial" w:cs="Arial" w:eastAsia="Arial" w:hAnsi="Arial"/>
+          <w:sz w:val="17"/>
+          <w:szCs w:val="17"/>
+        </w:rPr>
+        <w:t xml:space="preserve">). To view a copy of this license, visit </w:t>
+      </w:r>
+      <w:hyperlink w:history="1" r:id="rIdi483mwkmqpu-ex6a8micb">
+        <w:r>
+          <w:rPr>
+            <w:rFonts w:ascii="Arial" w:cs="Arial" w:eastAsia="Arial" w:hAnsi="Arial"/>
+            <w:color w:val="1F6B75"/>
+            <w:sz w:val="17"/>
+            <w:szCs w:val="17"/>
+            <w:u w:val="single" w:color="1F6B75"/>
+          </w:rPr>
+          <w:t xml:space="preserve">https://creativecommons.org/licenses/by-nc/4.0/</w:t>
+        </w:r>
+      </w:hyperlink>
+      <w:r>
+        <w:rPr>
+          <w:rFonts w:ascii="Arial" w:cs="Arial" w:eastAsia="Arial" w:hAnsi="Arial"/>
+          <w:sz w:val="17"/>
+          <w:szCs w:val="17"/>
+        </w:rPr>
+        <w:t xml:space="preserve">. You are free to copy, redistribute, and adapt this material in any medium or format, provided appropriate credit is given and the material is not used for commercial purposes. KICD learning outcomes and curriculum designations reproduced here for alignment purposes remain the property of KICD and are not covered by this license. Linked external resources (e.g. CK-12, Khan Academy, PhET) are subject to their own licenses.</w:t>
       </w:r>
     </w:p>
     <w:p>

--- a/data/outputs/v2/General_Science/SS3.2_Linear_Motion/General_Science_Linear_Motion_FinalExplanation.docx
+++ b/data/outputs/v2/General_Science/SS3.2_Linear_Motion/General_Science_Linear_Motion_FinalExplanation.docx
@@ -95,7 +95,7 @@
                 <w:sz w:val="22"/>
                 <w:szCs w:val="22"/>
               </w:rPr>
-              <w:t xml:space="preserve">FINAL EXPLANATION: GENERAL SCIENCE – GRADE 10 | SUB-STRAND 3.2: LINEAR MOTION</w:t>
+              <w:t xml:space="preserve">FINAL EXPLANATION: GENERAL SCIENCE GRADE 10 – SUB-STRAND 3.2 LINEAR MOTION: FINAL EXPLANATION – THE MKOKOTENI MYSTERY SOLVED</w:t>
             </w:r>
           </w:p>
         </w:tc>
@@ -422,7 +422,7 @@
                 <w:sz w:val="18"/>
                 <w:szCs w:val="18"/>
               </w:rPr>
-              <w:t xml:space="preserve">This is your Final Explanation task. You will write a structured, evidence-based answer to the driving question using everything you have learned across all 8 lessons on Linear Motion. Read the driving question carefully, then complete each section below in your own words. Use correct scientific vocabulary, equations, and real examples from the mkokoteni phenomenon. Your goal is to show that you truly understand why the cart accelerates, and that you can use mathematics to predict its motion — not just describe it. Write in full sentences and show all working where calculations are required.</w:t>
+              <w:t xml:space="preserve">This is your Final Explanation. Think back to the runaway mkokoteni loaded with sacks of maize on the Limuru–Nairobi escarpment road. Answer every question in the space under it, working on your own. For calculations, write GIVEN, FIND, the equation you choose, your working and your answer with units. Use g = 10 m/s² for free fall. Use the scientific words you learned (distance, displacement, speed, velocity, acceleration). Write in full sentences when you are asked to explain.</w:t>
             </w:r>
           </w:p>
         </w:tc>
@@ -450,14 +450,12 @@
         <w:tblLayout w:type="fixed"/>
       </w:tblPr>
       <w:tblGrid>
-        <w:gridCol w:w="3000"/>
-        <w:gridCol w:w="10680"/>
+        <w:gridCol w:w="13680"/>
       </w:tblGrid>
       <w:tr>
         <w:tc>
           <w:tcPr>
             <w:tcW w:type="dxa" w:w="13680"/>
-            <w:gridSpan w:val="2"/>
             <w:shd w:fill="1F3864" w:color="auto" w:val="clear"/>
             <w:tcMar>
               <w:top w:type="dxa" w:w="60"/>
@@ -483,7 +481,7 @@
                 <w:sz w:val="22"/>
                 <w:szCs w:val="22"/>
               </w:rPr>
-              <w:t xml:space="preserve">Section 1: Define the Motion – What Was the Mkokoteni Actually Doing?</w:t>
+              <w:t xml:space="preserve">Part 1: Why does the mkokoteni keep getting faster?</w:t>
             </w:r>
           </w:p>
         </w:tc>
@@ -491,7 +489,7 @@
       <w:tr>
         <w:tc>
           <w:tcPr>
-            <w:tcW w:type="dxa" w:w="3000"/>
+            <w:tcW w:type="dxa" w:w="13680"/>
             <w:shd w:fill="D9EEF1" w:color="auto" w:val="clear"/>
             <w:tcMar>
               <w:top w:type="dxa" w:w="60"/>
@@ -517,13 +515,75 @@
                 <w:sz w:val="18"/>
                 <w:szCs w:val="18"/>
               </w:rPr>
-              <w:t xml:space="preserve">Describe the motion of the mkokoteni as it rolled down the Limuru escarpment. Use precise scientific vocabulary in your answer. In your response, define and distinguish between: displacement, velocity, speed, and acceleration. Explain whether the cart's acceleration was uniform or non-uniform, and justify your answer. State the cart's initial condition (it started from rest) and explain what 'from rest' means mathematically.</w:t>
-            </w:r>
-          </w:p>
-        </w:tc>
-        <w:tc>
-          <w:tcPr>
-            <w:tcW w:type="dxa" w:w="10680"/>
+              <w:t xml:space="preserve">The mkokoteni was released from rest at the top of the Limuru escarpment. Nobody pushed it and it has no engine, yet witnesses said it became dangerously fast within seconds.</w:t>
+            </w:r>
+          </w:p>
+          <w:p>
+            <w:pPr>
+              <w:spacing w:after="40" w:before="0"/>
+              <w:jc w:val="left"/>
+            </w:pPr>
+            <w:r>
+              <w:rPr>
+                <w:rFonts w:ascii="Arial" w:cs="Arial" w:eastAsia="Arial" w:hAnsi="Arial"/>
+                <w:b/>
+                <w:bCs/>
+                <w:i w:val="false"/>
+                <w:iCs w:val="false"/>
+                <w:color w:val="000000"/>
+                <w:sz w:val="18"/>
+                <w:szCs w:val="18"/>
+              </w:rPr>
+              <w:t xml:space="preserve">(a) Some people in your Lesson 1 discussion said 'something must be pushing it'. Use your knowledge of gravity to explain what is really happening to the cart's motion.</w:t>
+            </w:r>
+          </w:p>
+          <w:p>
+            <w:pPr>
+              <w:spacing w:after="40" w:before="0"/>
+              <w:jc w:val="left"/>
+            </w:pPr>
+            <w:r>
+              <w:rPr>
+                <w:rFonts w:ascii="Arial" w:cs="Arial" w:eastAsia="Arial" w:hAnsi="Arial"/>
+                <w:b/>
+                <w:bCs/>
+                <w:i w:val="false"/>
+                <w:iCs w:val="false"/>
+                <w:color w:val="000000"/>
+                <w:sz w:val="18"/>
+                <w:szCs w:val="18"/>
+              </w:rPr>
+              <w:t xml:space="preserve">(b) What do we call the continuous change in velocity of the cart? Explain how it is different from speed.</w:t>
+            </w:r>
+          </w:p>
+          <w:p>
+            <w:pPr>
+              <w:spacing w:after="40" w:before="0"/>
+              <w:jc w:val="left"/>
+            </w:pPr>
+            <w:r>
+              <w:rPr>
+                <w:rFonts w:ascii="Arial" w:cs="Arial" w:eastAsia="Arial" w:hAnsi="Arial"/>
+                <w:b/>
+                <w:bCs/>
+                <w:i w:val="false"/>
+                <w:iCs w:val="false"/>
+                <w:color w:val="000000"/>
+                <w:sz w:val="18"/>
+                <w:szCs w:val="18"/>
+              </w:rPr>
+              <w:t xml:space="preserve">(c) Explain why the cart's speed keeps increasing the whole time it rolls downhill, rather than increasing once and then staying the same.</w:t>
+            </w:r>
+          </w:p>
+        </w:tc>
+      </w:tr>
+      <w:tr>
+        <w:trPr>
+          <w:trHeight w:val="4200" w:hRule="atLeast"/>
+        </w:trPr>
+        <w:tc>
+          <w:tcPr>
+            <w:tcW w:type="dxa" w:w="13680"/>
             <w:shd w:fill="FFFFFF" w:color="auto" w:val="clear"/>
             <w:tcMar>
               <w:top w:type="dxa" w:w="60"/>
@@ -543,13 +603,13 @@
                 <w:rFonts w:ascii="Arial" w:cs="Arial" w:eastAsia="Arial" w:hAnsi="Arial"/>
                 <w:b w:val="false"/>
                 <w:bCs w:val="false"/>
-                <w:i w:val="false"/>
-                <w:iCs w:val="false"/>
-                <w:color w:val="000000"/>
-                <w:sz w:val="18"/>
-                <w:szCs w:val="18"/>
-              </w:rPr>
-              <w:t xml:space="preserve">When the mkokoteni was released from rest at the top of the Limuru escarpment, it began a journey of continuously changing motion. 'From rest' means its initial velocity was zero (u = 0 m/s). As it rolled downhill, its displacement — the straight-line distance from its starting point in a specific direction (downhill) — increased with every passing second. Its speed (how fast it moved, regardless of direction) and velocity (speed in a specific direction — down the slope) both increased continuously. This increase in velocity over time is called acceleration. Because gravity pulled the cart downhill with a roughly constant force along the slope, and because we assume friction is negligible, the acceleration was approximately uniform — meaning the cart gained the same amount of velocity every second. This is the key reason why the cart kept getting faster and faster without anyone pushing it: gravity provided a continuous, unrelenting force.</w:t>
+                <w:i/>
+                <w:iCs/>
+                <w:color w:val="808080"/>
+                <w:sz w:val="18"/>
+                <w:szCs w:val="18"/>
+              </w:rPr>
+              <w:t xml:space="preserve">Write your answer here:</w:t>
             </w:r>
           </w:p>
         </w:tc>
@@ -577,14 +637,12 @@
         <w:tblLayout w:type="fixed"/>
       </w:tblPr>
       <w:tblGrid>
-        <w:gridCol w:w="3000"/>
-        <w:gridCol w:w="10680"/>
+        <w:gridCol w:w="13680"/>
       </w:tblGrid>
       <w:tr>
         <w:tc>
           <w:tcPr>
             <w:tcW w:type="dxa" w:w="13680"/>
-            <w:gridSpan w:val="2"/>
             <w:shd w:fill="1F3864" w:color="auto" w:val="clear"/>
             <w:tcMar>
               <w:top w:type="dxa" w:w="60"/>
@@ -610,7 +668,7 @@
                 <w:sz w:val="22"/>
                 <w:szCs w:val="22"/>
               </w:rPr>
-              <w:t xml:space="preserve">Section 2: The Invisible Force – Why Did the Cart Keep Accelerating?</w:t>
+              <w:t xml:space="preserve">Part 2: Predicting speed, distance and time with the equations</w:t>
             </w:r>
           </w:p>
         </w:tc>
@@ -618,7 +676,7 @@
       <w:tr>
         <w:tc>
           <w:tcPr>
-            <w:tcW w:type="dxa" w:w="3000"/>
+            <w:tcW w:type="dxa" w:w="13680"/>
             <w:shd w:fill="D9EEF1" w:color="auto" w:val="clear"/>
             <w:tcMar>
               <w:top w:type="dxa" w:w="60"/>
@@ -644,13 +702,94 @@
                 <w:sz w:val="18"/>
                 <w:szCs w:val="18"/>
               </w:rPr>
-              <w:t xml:space="preserve">Explain the cause of the cart's acceleration. Why did it keep getting faster even though no person or engine was pushing it? In your answer: (a) identify the force responsible, (b) explain what gravitational acceleration (g) is and give its approximate value on Earth, (c) connect this to the concept of free fall, and (d) explain how the steepness of the Limuru escarpment affects the acceleration. Use the KICD inquiry question — 'How is free fall motion important in real life?' — to frame your answer.</w:t>
-            </w:r>
-          </w:p>
-        </w:tc>
-        <w:tc>
-          <w:tcPr>
-            <w:tcW w:type="dxa" w:w="10680"/>
+              <w:t xml:space="preserve">Your class found that the mkokoteni's constant acceleration down the escarpment is about 3 m/s². It starts from rest (u = 0).</w:t>
+            </w:r>
+          </w:p>
+          <w:p>
+            <w:pPr>
+              <w:spacing w:after="40" w:before="0"/>
+              <w:jc w:val="left"/>
+            </w:pPr>
+            <w:r>
+              <w:rPr>
+                <w:rFonts w:ascii="Arial" w:cs="Arial" w:eastAsia="Arial" w:hAnsi="Arial"/>
+                <w:b/>
+                <w:bCs/>
+                <w:i w:val="false"/>
+                <w:iCs w:val="false"/>
+                <w:color w:val="000000"/>
+                <w:sz w:val="18"/>
+                <w:szCs w:val="18"/>
+              </w:rPr>
+              <w:t xml:space="preserve">(a) Which equations of linear motion would you choose to find its speed and its distance after 4 s? Write the GIVEN and FIND quantities first, then calculate both.</w:t>
+            </w:r>
+          </w:p>
+          <w:p>
+            <w:pPr>
+              <w:spacing w:after="40" w:before="0"/>
+              <w:jc w:val="left"/>
+            </w:pPr>
+            <w:r>
+              <w:rPr>
+                <w:rFonts w:ascii="Arial" w:cs="Arial" w:eastAsia="Arial" w:hAnsi="Arial"/>
+                <w:b/>
+                <w:bCs/>
+                <w:i w:val="false"/>
+                <w:iCs w:val="false"/>
+                <w:color w:val="000000"/>
+                <w:sz w:val="18"/>
+                <w:szCs w:val="18"/>
+              </w:rPr>
+              <w:t xml:space="preserve">(b) Witnesses said the cart was moving at about 40 m/s when it crashed. How long had it been rolling at that moment? Show your working.</w:t>
+            </w:r>
+          </w:p>
+          <w:p>
+            <w:pPr>
+              <w:spacing w:after="40" w:before="0"/>
+              <w:jc w:val="left"/>
+            </w:pPr>
+            <w:r>
+              <w:rPr>
+                <w:rFonts w:ascii="Arial" w:cs="Arial" w:eastAsia="Arial" w:hAnsi="Arial"/>
+                <w:b/>
+                <w:bCs/>
+                <w:i w:val="false"/>
+                <w:iCs w:val="false"/>
+                <w:color w:val="000000"/>
+                <w:sz w:val="18"/>
+                <w:szCs w:val="18"/>
+              </w:rPr>
+              <w:t xml:space="preserve">(c) Use v² = u² + 2as to find how far down the road the cart had travelled when it reached 40 m/s. Give your answer to the nearest metre.</w:t>
+            </w:r>
+          </w:p>
+          <w:p>
+            <w:pPr>
+              <w:spacing w:after="40" w:before="0"/>
+              <w:jc w:val="left"/>
+            </w:pPr>
+            <w:r>
+              <w:rPr>
+                <w:rFonts w:ascii="Arial" w:cs="Arial" w:eastAsia="Arial" w:hAnsi="Arial"/>
+                <w:b/>
+                <w:bCs/>
+                <w:i w:val="false"/>
+                <w:iCs w:val="false"/>
+                <w:color w:val="000000"/>
+                <w:sz w:val="18"/>
+                <w:szCs w:val="18"/>
+              </w:rPr>
+              <w:t xml:space="preserve">(d) Explain, using your answers, why we can say we CAN predict how fast and how far the cart travels before it crashes.</w:t>
+            </w:r>
+          </w:p>
+        </w:tc>
+      </w:tr>
+      <w:tr>
+        <w:trPr>
+          <w:trHeight w:val="4200" w:hRule="atLeast"/>
+        </w:trPr>
+        <w:tc>
+          <w:tcPr>
+            <w:tcW w:type="dxa" w:w="13680"/>
             <w:shd w:fill="FFFFFF" w:color="auto" w:val="clear"/>
             <w:tcMar>
               <w:top w:type="dxa" w:w="60"/>
@@ -670,13 +809,13 @@
                 <w:rFonts w:ascii="Arial" w:cs="Arial" w:eastAsia="Arial" w:hAnsi="Arial"/>
                 <w:b w:val="false"/>
                 <w:bCs w:val="false"/>
-                <w:i w:val="false"/>
-                <w:iCs w:val="false"/>
-                <w:color w:val="000000"/>
-                <w:sz w:val="18"/>
-                <w:szCs w:val="18"/>
-              </w:rPr>
-              <w:t xml:space="preserve">The mkokoteni accelerated because of gravity — the same invisible force that pulls every object toward the centre of the Earth. Even though no one was pushing the cart, gravity continuously acted on it, doing work on it every metre it travelled downhill. Near the Earth's surface, gravity gives every freely falling object an acceleration of approximately g = 10 m/s² (or more precisely, 9.8 m/s²). This means that in every second of free fall, an object gains 10 m/s of velocity. Free fall is the purest form of this: an object falling under gravity alone, with no other forces acting. The mkokoteni was not in true free fall (it was rolling on a road, not falling through air), but it was a real-life approximation — a practical example of gravitational acceleration at work. The steepness of the Limuru escarpment matters because a steeper slope means a greater component of gravitational force acts along the direction of motion, so the effective acceleration is larger. This is why escarpments like Limuru are so dangerous — the slope is steep enough that carts and vehicles can reach deadly speeds in just a few seconds. This answers the inquiry question: free fall and gravitational acceleration are critically important in real life because they govern how quickly runaway objects, falling people, or collapsing structures gain speed.</w:t>
+                <w:i/>
+                <w:iCs/>
+                <w:color w:val="808080"/>
+                <w:sz w:val="18"/>
+                <w:szCs w:val="18"/>
+              </w:rPr>
+              <w:t xml:space="preserve">Write your answer here:</w:t>
             </w:r>
           </w:p>
         </w:tc>
@@ -704,14 +843,12 @@
         <w:tblLayout w:type="fixed"/>
       </w:tblPr>
       <w:tblGrid>
-        <w:gridCol w:w="3000"/>
-        <w:gridCol w:w="10680"/>
+        <w:gridCol w:w="13680"/>
       </w:tblGrid>
       <w:tr>
         <w:tc>
           <w:tcPr>
             <w:tcW w:type="dxa" w:w="13680"/>
-            <w:gridSpan w:val="2"/>
             <w:shd w:fill="1F3864" w:color="auto" w:val="clear"/>
             <w:tcMar>
               <w:top w:type="dxa" w:w="60"/>
@@ -737,7 +874,7 @@
                 <w:sz w:val="22"/>
                 <w:szCs w:val="22"/>
               </w:rPr>
-              <w:t xml:space="preserve">Section 3: The Mathematics of Motion – Predicting Speed and Distance</w:t>
+              <w:t xml:space="preserve">Part 3: Speed along the escarpment and a model of the cart</w:t>
             </w:r>
           </w:p>
         </w:tc>
@@ -745,7 +882,7 @@
       <w:tr>
         <w:tc>
           <w:tcPr>
-            <w:tcW w:type="dxa" w:w="3000"/>
+            <w:tcW w:type="dxa" w:w="13680"/>
             <w:shd w:fill="D9EEF1" w:color="auto" w:val="clear"/>
             <w:tcMar>
               <w:top w:type="dxa" w:w="60"/>
@@ -771,7 +908,7 @@
                 <w:sz w:val="18"/>
                 <w:szCs w:val="18"/>
               </w:rPr>
-              <w:t xml:space="preserve">Use the equations of linear motion (equations of uniformly accelerated motion) to answer the following prediction problem:</w:t>
+              <w:t xml:space="preserve">Use a = 3 m/s² and u = 0 for the mkokoteni. Complete the table by calculating the speed v at each distance marker from the start, using the correct equation.</w:t>
             </w:r>
           </w:p>
           <w:p>
@@ -793,155 +930,357 @@
               <w:t xml:space="preserve"/>
             </w:r>
           </w:p>
-          <w:p>
-            <w:pPr>
-              <w:spacing w:after="40" w:before="0"/>
-              <w:jc w:val="left"/>
-            </w:pPr>
-            <w:r>
-              <w:rPr>
-                <w:rFonts w:ascii="Arial" w:cs="Arial" w:eastAsia="Arial" w:hAnsi="Arial"/>
-                <w:b/>
-                <w:bCs/>
-                <w:i w:val="false"/>
-                <w:iCs w:val="false"/>
-                <w:color w:val="000000"/>
-                <w:sz w:val="18"/>
-                <w:szCs w:val="18"/>
-              </w:rPr>
-              <w:t xml:space="preserve">The mkokoteni starts from rest (u = 0 m/s) and rolls down the escarpment with a uniform acceleration of 4 m/s².</w:t>
-            </w:r>
-          </w:p>
-          <w:p>
-            <w:pPr>
-              <w:spacing w:after="40" w:before="0"/>
-              <w:jc w:val="left"/>
-            </w:pPr>
-            <w:r>
-              <w:rPr>
-                <w:rFonts w:ascii="Arial" w:cs="Arial" w:eastAsia="Arial" w:hAnsi="Arial"/>
-                <w:b/>
-                <w:bCs/>
-                <w:i w:val="false"/>
-                <w:iCs w:val="false"/>
-                <w:color w:val="000000"/>
-                <w:sz w:val="18"/>
-                <w:szCs w:val="18"/>
-              </w:rPr>
-              <w:t xml:space="preserve"/>
-            </w:r>
-          </w:p>
-          <w:p>
-            <w:pPr>
-              <w:spacing w:after="40" w:before="0"/>
-              <w:jc w:val="left"/>
-            </w:pPr>
-            <w:r>
-              <w:rPr>
-                <w:rFonts w:ascii="Arial" w:cs="Arial" w:eastAsia="Arial" w:hAnsi="Arial"/>
-                <w:b/>
-                <w:bCs/>
-                <w:i w:val="false"/>
-                <w:iCs w:val="false"/>
-                <w:color w:val="000000"/>
-                <w:sz w:val="18"/>
-                <w:szCs w:val="18"/>
-              </w:rPr>
-              <w:t xml:space="preserve">(a) What is the cart's velocity after 6 seconds? (Use v = u + at)</w:t>
-            </w:r>
-          </w:p>
-          <w:p>
-            <w:pPr>
-              <w:spacing w:after="40" w:before="0"/>
-              <w:jc w:val="left"/>
-            </w:pPr>
-            <w:r>
-              <w:rPr>
-                <w:rFonts w:ascii="Arial" w:cs="Arial" w:eastAsia="Arial" w:hAnsi="Arial"/>
-                <w:b/>
-                <w:bCs/>
-                <w:i w:val="false"/>
-                <w:iCs w:val="false"/>
-                <w:color w:val="000000"/>
-                <w:sz w:val="18"/>
-                <w:szCs w:val="18"/>
-              </w:rPr>
-              <w:t xml:space="preserve">(b) How far has the cart travelled after 6 seconds? (Use s = ut + ½at²)</w:t>
-            </w:r>
-          </w:p>
-          <w:p>
-            <w:pPr>
-              <w:spacing w:after="40" w:before="0"/>
-              <w:jc w:val="left"/>
-            </w:pPr>
-            <w:r>
-              <w:rPr>
-                <w:rFonts w:ascii="Arial" w:cs="Arial" w:eastAsia="Arial" w:hAnsi="Arial"/>
-                <w:b/>
-                <w:bCs/>
-                <w:i w:val="false"/>
-                <w:iCs w:val="false"/>
-                <w:color w:val="000000"/>
-                <w:sz w:val="18"/>
-                <w:szCs w:val="18"/>
-              </w:rPr>
-              <w:t xml:space="preserve">(c) What is the cart's velocity after it has travelled 200 m? (Use v² = u² + 2as)</w:t>
-            </w:r>
-          </w:p>
-          <w:p>
-            <w:pPr>
-              <w:spacing w:after="40" w:before="0"/>
-              <w:jc w:val="left"/>
-            </w:pPr>
-            <w:r>
-              <w:rPr>
-                <w:rFonts w:ascii="Arial" w:cs="Arial" w:eastAsia="Arial" w:hAnsi="Arial"/>
-                <w:b/>
-                <w:bCs/>
-                <w:i w:val="false"/>
-                <w:iCs w:val="false"/>
-                <w:color w:val="000000"/>
-                <w:sz w:val="18"/>
-                <w:szCs w:val="18"/>
-              </w:rPr>
-              <w:t xml:space="preserve"/>
-            </w:r>
-          </w:p>
-          <w:p>
-            <w:pPr>
-              <w:spacing w:after="40" w:before="0"/>
-              <w:jc w:val="left"/>
-            </w:pPr>
-            <w:r>
-              <w:rPr>
-                <w:rFonts w:ascii="Arial" w:cs="Arial" w:eastAsia="Arial" w:hAnsi="Arial"/>
-                <w:b/>
-                <w:bCs/>
-                <w:i w:val="false"/>
-                <w:iCs w:val="false"/>
-                <w:color w:val="000000"/>
-                <w:sz w:val="18"/>
-                <w:szCs w:val="18"/>
-              </w:rPr>
-              <w:t xml:space="preserve">Show all your working clearly, including the formula used, substitution of values, and the final answer with correct units. After your calculations, explain in words what these numbers tell us about the danger of the situation.</w:t>
-            </w:r>
-          </w:p>
-        </w:tc>
-        <w:tc>
-          <w:tcPr>
-            <w:tcW w:type="dxa" w:w="10680"/>
-            <w:shd w:fill="FFFFFF" w:color="auto" w:val="clear"/>
-            <w:tcMar>
-              <w:top w:type="dxa" w:w="60"/>
-              <w:left w:type="dxa" w:w="120"/>
-              <w:bottom w:type="dxa" w:w="60"/>
-              <w:right w:type="dxa" w:w="120"/>
-            </w:tcMar>
-            <w:vAlign w:val="top"/>
-          </w:tcPr>
-          <w:p>
-            <w:pPr>
-              <w:spacing w:after="40" w:before="0"/>
+          <w:tbl>
+            <w:tblPr>
+              <w:tblW w:type="dxa" w:w="13320"/>
+              <w:tblBorders>
+                <w:top w:val="single" w:color="AAAAAA" w:sz="4"/>
+                <w:left w:val="single" w:color="AAAAAA" w:sz="4"/>
+                <w:bottom w:val="single" w:color="AAAAAA" w:sz="4"/>
+                <w:right w:val="single" w:color="AAAAAA" w:sz="4"/>
+                <w:insideH w:val="single" w:color="auto" w:sz="4"/>
+                <w:insideV w:val="single" w:color="auto" w:sz="4"/>
+              </w:tblBorders>
+              <w:tblLayout w:type="fixed"/>
+            </w:tblPr>
+            <w:tblGrid>
+              <w:gridCol w:w="6660"/>
+              <w:gridCol w:w="6660"/>
+            </w:tblGrid>
+            <w:tr>
+              <w:tc>
+                <w:tcPr>
+                  <w:tcW w:type="dxa" w:w="6660"/>
+                  <w:shd w:fill="D5E8F0" w:color="auto" w:val="clear"/>
+                  <w:tcMar>
+                    <w:top w:type="dxa" w:w="60"/>
+                    <w:left w:type="dxa" w:w="120"/>
+                    <w:bottom w:type="dxa" w:w="60"/>
+                    <w:right w:type="dxa" w:w="120"/>
+                  </w:tcMar>
+                  <w:vAlign w:val="top"/>
+                </w:tcPr>
+                <w:p>
+                  <w:pPr>
+                    <w:spacing w:after="40" w:before="0"/>
+                    <w:jc w:val="left"/>
+                  </w:pPr>
+                  <w:r>
+                    <w:rPr>
+                      <w:rFonts w:ascii="Arial" w:cs="Arial" w:eastAsia="Arial" w:hAnsi="Arial"/>
+                      <w:b/>
+                      <w:bCs/>
+                      <w:i w:val="false"/>
+                      <w:iCs w:val="false"/>
+                      <w:color w:val="000000"/>
+                      <w:sz w:val="18"/>
+                      <w:szCs w:val="18"/>
+                    </w:rPr>
+                    <w:t xml:space="preserve">Distance from start, s (m)</w:t>
+                  </w:r>
+                </w:p>
+              </w:tc>
+              <w:tc>
+                <w:tcPr>
+                  <w:tcW w:type="dxa" w:w="6660"/>
+                  <w:shd w:fill="D5E8F0" w:color="auto" w:val="clear"/>
+                  <w:tcMar>
+                    <w:top w:type="dxa" w:w="60"/>
+                    <w:left w:type="dxa" w:w="120"/>
+                    <w:bottom w:type="dxa" w:w="60"/>
+                    <w:right w:type="dxa" w:w="120"/>
+                  </w:tcMar>
+                  <w:vAlign w:val="top"/>
+                </w:tcPr>
+                <w:p>
+                  <w:pPr>
+                    <w:spacing w:after="40" w:before="0"/>
+                    <w:jc w:val="left"/>
+                  </w:pPr>
+                  <w:r>
+                    <w:rPr>
+                      <w:rFonts w:ascii="Arial" w:cs="Arial" w:eastAsia="Arial" w:hAnsi="Arial"/>
+                      <w:b/>
+                      <w:bCs/>
+                      <w:i w:val="false"/>
+                      <w:iCs w:val="false"/>
+                      <w:color w:val="000000"/>
+                      <w:sz w:val="18"/>
+                      <w:szCs w:val="18"/>
+                    </w:rPr>
+                    <w:t xml:space="preserve">Speed, v (m/s)</w:t>
+                  </w:r>
+                </w:p>
+              </w:tc>
+            </w:tr>
+            <w:tr>
+              <w:tc>
+                <w:tcPr>
+                  <w:tcW w:type="dxa" w:w="6660"/>
+                  <w:shd w:fill="FFFFFF" w:color="auto" w:val="clear"/>
+                  <w:tcMar>
+                    <w:top w:type="dxa" w:w="60"/>
+                    <w:left w:type="dxa" w:w="120"/>
+                    <w:bottom w:type="dxa" w:w="60"/>
+                    <w:right w:type="dxa" w:w="120"/>
+                  </w:tcMar>
+                  <w:vAlign w:val="top"/>
+                </w:tcPr>
+                <w:p>
+                  <w:pPr>
+                    <w:spacing w:after="40" w:before="0"/>
+                    <w:jc w:val="left"/>
+                  </w:pPr>
+                  <w:r>
+                    <w:rPr>
+                      <w:rFonts w:ascii="Arial" w:cs="Arial" w:eastAsia="Arial" w:hAnsi="Arial"/>
+                      <w:b w:val="false"/>
+                      <w:bCs w:val="false"/>
+                      <w:i w:val="false"/>
+                      <w:iCs w:val="false"/>
+                      <w:color w:val="000000"/>
+                      <w:sz w:val="18"/>
+                      <w:szCs w:val="18"/>
+                    </w:rPr>
+                    <w:t xml:space="preserve">0</w:t>
+                  </w:r>
+                </w:p>
+              </w:tc>
+              <w:tc>
+                <w:tcPr>
+                  <w:tcW w:type="dxa" w:w="6660"/>
+                  <w:shd w:fill="FFFFFF" w:color="auto" w:val="clear"/>
+                  <w:tcMar>
+                    <w:top w:type="dxa" w:w="60"/>
+                    <w:left w:type="dxa" w:w="120"/>
+                    <w:bottom w:type="dxa" w:w="60"/>
+                    <w:right w:type="dxa" w:w="120"/>
+                  </w:tcMar>
+                  <w:vAlign w:val="top"/>
+                </w:tcPr>
+                <w:p>
+                  <w:pPr>
+                    <w:spacing w:after="60" w:before="0"/>
+                    <w:jc w:val="left"/>
+                  </w:pPr>
+                  <w:r>
+                    <w:rPr>
+                      <w:rFonts w:ascii="Arial" w:cs="Arial" w:eastAsia="Arial" w:hAnsi="Arial"/>
+                      <w:b w:val="false"/>
+                      <w:bCs w:val="false"/>
+                      <w:i w:val="false"/>
+                      <w:iCs w:val="false"/>
+                      <w:color w:val="000000"/>
+                      <w:sz w:val="18"/>
+                      <w:szCs w:val="18"/>
+                    </w:rPr>
+                    <w:t xml:space="preserve"/>
+                  </w:r>
+                </w:p>
+              </w:tc>
+            </w:tr>
+            <w:tr>
+              <w:tc>
+                <w:tcPr>
+                  <w:tcW w:type="dxa" w:w="6660"/>
+                  <w:shd w:fill="FFFFFF" w:color="auto" w:val="clear"/>
+                  <w:tcMar>
+                    <w:top w:type="dxa" w:w="60"/>
+                    <w:left w:type="dxa" w:w="120"/>
+                    <w:bottom w:type="dxa" w:w="60"/>
+                    <w:right w:type="dxa" w:w="120"/>
+                  </w:tcMar>
+                  <w:vAlign w:val="top"/>
+                </w:tcPr>
+                <w:p>
+                  <w:pPr>
+                    <w:spacing w:after="40" w:before="0"/>
+                    <w:jc w:val="left"/>
+                  </w:pPr>
+                  <w:r>
+                    <w:rPr>
+                      <w:rFonts w:ascii="Arial" w:cs="Arial" w:eastAsia="Arial" w:hAnsi="Arial"/>
+                      <w:b w:val="false"/>
+                      <w:bCs w:val="false"/>
+                      <w:i w:val="false"/>
+                      <w:iCs w:val="false"/>
+                      <w:color w:val="000000"/>
+                      <w:sz w:val="18"/>
+                      <w:szCs w:val="18"/>
+                    </w:rPr>
+                    <w:t xml:space="preserve">50</w:t>
+                  </w:r>
+                </w:p>
+              </w:tc>
+              <w:tc>
+                <w:tcPr>
+                  <w:tcW w:type="dxa" w:w="6660"/>
+                  <w:shd w:fill="FFFFFF" w:color="auto" w:val="clear"/>
+                  <w:tcMar>
+                    <w:top w:type="dxa" w:w="60"/>
+                    <w:left w:type="dxa" w:w="120"/>
+                    <w:bottom w:type="dxa" w:w="60"/>
+                    <w:right w:type="dxa" w:w="120"/>
+                  </w:tcMar>
+                  <w:vAlign w:val="top"/>
+                </w:tcPr>
+                <w:p>
+                  <w:pPr>
+                    <w:spacing w:after="60" w:before="0"/>
+                    <w:jc w:val="left"/>
+                  </w:pPr>
+                  <w:r>
+                    <w:rPr>
+                      <w:rFonts w:ascii="Arial" w:cs="Arial" w:eastAsia="Arial" w:hAnsi="Arial"/>
+                      <w:b w:val="false"/>
+                      <w:bCs w:val="false"/>
+                      <w:i w:val="false"/>
+                      <w:iCs w:val="false"/>
+                      <w:color w:val="000000"/>
+                      <w:sz w:val="18"/>
+                      <w:szCs w:val="18"/>
+                    </w:rPr>
+                    <w:t xml:space="preserve"/>
+                  </w:r>
+                </w:p>
+              </w:tc>
+            </w:tr>
+            <w:tr>
+              <w:tc>
+                <w:tcPr>
+                  <w:tcW w:type="dxa" w:w="6660"/>
+                  <w:shd w:fill="FFFFFF" w:color="auto" w:val="clear"/>
+                  <w:tcMar>
+                    <w:top w:type="dxa" w:w="60"/>
+                    <w:left w:type="dxa" w:w="120"/>
+                    <w:bottom w:type="dxa" w:w="60"/>
+                    <w:right w:type="dxa" w:w="120"/>
+                  </w:tcMar>
+                  <w:vAlign w:val="top"/>
+                </w:tcPr>
+                <w:p>
+                  <w:pPr>
+                    <w:spacing w:after="40" w:before="0"/>
+                    <w:jc w:val="left"/>
+                  </w:pPr>
+                  <w:r>
+                    <w:rPr>
+                      <w:rFonts w:ascii="Arial" w:cs="Arial" w:eastAsia="Arial" w:hAnsi="Arial"/>
+                      <w:b w:val="false"/>
+                      <w:bCs w:val="false"/>
+                      <w:i w:val="false"/>
+                      <w:iCs w:val="false"/>
+                      <w:color w:val="000000"/>
+                      <w:sz w:val="18"/>
+                      <w:szCs w:val="18"/>
+                    </w:rPr>
+                    <w:t xml:space="preserve">100</w:t>
+                  </w:r>
+                </w:p>
+              </w:tc>
+              <w:tc>
+                <w:tcPr>
+                  <w:tcW w:type="dxa" w:w="6660"/>
+                  <w:shd w:fill="FFFFFF" w:color="auto" w:val="clear"/>
+                  <w:tcMar>
+                    <w:top w:type="dxa" w:w="60"/>
+                    <w:left w:type="dxa" w:w="120"/>
+                    <w:bottom w:type="dxa" w:w="60"/>
+                    <w:right w:type="dxa" w:w="120"/>
+                  </w:tcMar>
+                  <w:vAlign w:val="top"/>
+                </w:tcPr>
+                <w:p>
+                  <w:pPr>
+                    <w:spacing w:after="60" w:before="0"/>
+                    <w:jc w:val="left"/>
+                  </w:pPr>
+                  <w:r>
+                    <w:rPr>
+                      <w:rFonts w:ascii="Arial" w:cs="Arial" w:eastAsia="Arial" w:hAnsi="Arial"/>
+                      <w:b w:val="false"/>
+                      <w:bCs w:val="false"/>
+                      <w:i w:val="false"/>
+                      <w:iCs w:val="false"/>
+                      <w:color w:val="000000"/>
+                      <w:sz w:val="18"/>
+                      <w:szCs w:val="18"/>
+                    </w:rPr>
+                    <w:t xml:space="preserve"/>
+                  </w:r>
+                </w:p>
+              </w:tc>
+            </w:tr>
+            <w:tr>
+              <w:tc>
+                <w:tcPr>
+                  <w:tcW w:type="dxa" w:w="6660"/>
+                  <w:shd w:fill="FFFFFF" w:color="auto" w:val="clear"/>
+                  <w:tcMar>
+                    <w:top w:type="dxa" w:w="60"/>
+                    <w:left w:type="dxa" w:w="120"/>
+                    <w:bottom w:type="dxa" w:w="60"/>
+                    <w:right w:type="dxa" w:w="120"/>
+                  </w:tcMar>
+                  <w:vAlign w:val="top"/>
+                </w:tcPr>
+                <w:p>
+                  <w:pPr>
+                    <w:spacing w:after="40" w:before="0"/>
+                    <w:jc w:val="left"/>
+                  </w:pPr>
+                  <w:r>
+                    <w:rPr>
+                      <w:rFonts w:ascii="Arial" w:cs="Arial" w:eastAsia="Arial" w:hAnsi="Arial"/>
+                      <w:b w:val="false"/>
+                      <w:bCs w:val="false"/>
+                      <w:i w:val="false"/>
+                      <w:iCs w:val="false"/>
+                      <w:color w:val="000000"/>
+                      <w:sz w:val="18"/>
+                      <w:szCs w:val="18"/>
+                    </w:rPr>
+                    <w:t xml:space="preserve">200</w:t>
+                  </w:r>
+                </w:p>
+              </w:tc>
+              <w:tc>
+                <w:tcPr>
+                  <w:tcW w:type="dxa" w:w="6660"/>
+                  <w:shd w:fill="FFFFFF" w:color="auto" w:val="clear"/>
+                  <w:tcMar>
+                    <w:top w:type="dxa" w:w="60"/>
+                    <w:left w:type="dxa" w:w="120"/>
+                    <w:bottom w:type="dxa" w:w="60"/>
+                    <w:right w:type="dxa" w:w="120"/>
+                  </w:tcMar>
+                  <w:vAlign w:val="top"/>
+                </w:tcPr>
+                <w:p>
+                  <w:pPr>
+                    <w:spacing w:after="60" w:before="0"/>
+                    <w:jc w:val="left"/>
+                  </w:pPr>
+                  <w:r>
+                    <w:rPr>
+                      <w:rFonts w:ascii="Arial" w:cs="Arial" w:eastAsia="Arial" w:hAnsi="Arial"/>
+                      <w:b w:val="false"/>
+                      <w:bCs w:val="false"/>
+                      <w:i w:val="false"/>
+                      <w:iCs w:val="false"/>
+                      <w:color w:val="000000"/>
+                      <w:sz w:val="18"/>
+                      <w:szCs w:val="18"/>
+                    </w:rPr>
+                    <w:t xml:space="preserve"/>
+                  </w:r>
+                </w:p>
+              </w:tc>
+            </w:tr>
+          </w:tbl>
+          <w:p>
+            <w:pPr>
+              <w:spacing w:after="60" w:before="0"/>
               <w:jc w:val="left"/>
             </w:pPr>
             <w:r>
@@ -955,12 +1294,88 @@
                 <w:sz w:val="18"/>
                 <w:szCs w:val="18"/>
               </w:rPr>
-              <w:t xml:space="preserve">We are given: u = 0 m/s, a = 4 m/s², t = 6 s, and later s = 200 m.</w:t>
-            </w:r>
-          </w:p>
-          <w:p>
-            <w:pPr>
-              <w:spacing w:after="40" w:before="0"/>
+              <w:t xml:space="preserve"/>
+            </w:r>
+          </w:p>
+          <w:p>
+            <w:pPr>
+              <w:spacing w:after="40" w:before="0"/>
+              <w:jc w:val="left"/>
+            </w:pPr>
+            <w:r>
+              <w:rPr>
+                <w:rFonts w:ascii="Arial" w:cs="Arial" w:eastAsia="Arial" w:hAnsi="Arial"/>
+                <w:b/>
+                <w:bCs/>
+                <w:i w:val="false"/>
+                <w:iCs w:val="false"/>
+                <w:color w:val="000000"/>
+                <w:sz w:val="18"/>
+                <w:szCs w:val="18"/>
+              </w:rPr>
+              <w:t xml:space="preserve"/>
+            </w:r>
+          </w:p>
+          <w:p>
+            <w:pPr>
+              <w:spacing w:after="40" w:before="0"/>
+              <w:jc w:val="left"/>
+            </w:pPr>
+            <w:r>
+              <w:rPr>
+                <w:rFonts w:ascii="Arial" w:cs="Arial" w:eastAsia="Arial" w:hAnsi="Arial"/>
+                <w:b/>
+                <w:bCs/>
+                <w:i w:val="false"/>
+                <w:iCs w:val="false"/>
+                <w:color w:val="000000"/>
+                <w:sz w:val="18"/>
+                <w:szCs w:val="18"/>
+              </w:rPr>
+              <w:t xml:space="preserve">(a) Fill in the speed column (one decimal place) and show one full calculation.</w:t>
+            </w:r>
+          </w:p>
+          <w:p>
+            <w:pPr>
+              <w:spacing w:after="40" w:before="0"/>
+              <w:jc w:val="left"/>
+            </w:pPr>
+            <w:r>
+              <w:rPr>
+                <w:rFonts w:ascii="Arial" w:cs="Arial" w:eastAsia="Arial" w:hAnsi="Arial"/>
+                <w:b/>
+                <w:bCs/>
+                <w:i w:val="false"/>
+                <w:iCs w:val="false"/>
+                <w:color w:val="000000"/>
+                <w:sz w:val="18"/>
+                <w:szCs w:val="18"/>
+              </w:rPr>
+              <w:t xml:space="preserve">(b) From 50 m to 100 m the distance doubles. Does the speed double as well? Use your table to answer and explain what this tells you about the relationship between speed and distance.</w:t>
+            </w:r>
+          </w:p>
+          <w:p>
+            <w:pPr>
+              <w:spacing w:after="40" w:before="0"/>
+              <w:jc w:val="left"/>
+            </w:pPr>
+            <w:r>
+              <w:rPr>
+                <w:rFonts w:ascii="Arial" w:cs="Arial" w:eastAsia="Arial" w:hAnsi="Arial"/>
+                <w:b/>
+                <w:bCs/>
+                <w:i w:val="false"/>
+                <w:iCs w:val="false"/>
+                <w:color w:val="000000"/>
+                <w:sz w:val="18"/>
+                <w:szCs w:val="18"/>
+              </w:rPr>
+              <w:t xml:space="preserve">(c) You are drawing the class wall model of the mkokoteni descending the escarpment. Describe what the velocity arrows at these four markers should look like, and name two more labels or symbols you would add to the model to show how a crash could be prevented.</w:t>
+            </w:r>
+          </w:p>
+          <w:p>
+            <w:pPr>
+              <w:spacing w:after="60" w:before="0"/>
               <w:jc w:val="left"/>
             </w:pPr>
             <w:r>
@@ -977,6 +1392,24 @@
               <w:t xml:space="preserve"/>
             </w:r>
           </w:p>
+        </w:tc>
+      </w:tr>
+      <w:tr>
+        <w:trPr>
+          <w:trHeight w:val="4200" w:hRule="atLeast"/>
+        </w:trPr>
+        <w:tc>
+          <w:tcPr>
+            <w:tcW w:type="dxa" w:w="13680"/>
+            <w:shd w:fill="FFFFFF" w:color="auto" w:val="clear"/>
+            <w:tcMar>
+              <w:top w:type="dxa" w:w="60"/>
+              <w:left w:type="dxa" w:w="120"/>
+              <w:bottom w:type="dxa" w:w="60"/>
+              <w:right w:type="dxa" w:w="120"/>
+            </w:tcMar>
+            <w:vAlign w:val="top"/>
+          </w:tcPr>
           <w:p>
             <w:pPr>
               <w:spacing w:after="40" w:before="0"/>
@@ -987,355 +1420,13 @@
                 <w:rFonts w:ascii="Arial" w:cs="Arial" w:eastAsia="Arial" w:hAnsi="Arial"/>
                 <w:b w:val="false"/>
                 <w:bCs w:val="false"/>
-                <w:i w:val="false"/>
-                <w:iCs w:val="false"/>
-                <w:color w:val="000000"/>
-                <w:sz w:val="18"/>
-                <w:szCs w:val="18"/>
-              </w:rPr>
-              <w:t xml:space="preserve">(a) Velocity after 6 seconds:</w:t>
-            </w:r>
-          </w:p>
-          <w:p>
-            <w:pPr>
-              <w:spacing w:after="40" w:before="0"/>
-              <w:jc w:val="left"/>
-            </w:pPr>
-            <w:r>
-              <w:rPr>
-                <w:rFonts w:ascii="Arial" w:cs="Arial" w:eastAsia="Arial" w:hAnsi="Arial"/>
-                <w:b w:val="false"/>
-                <w:bCs w:val="false"/>
-                <w:i w:val="false"/>
-                <w:iCs w:val="false"/>
-                <w:color w:val="000000"/>
-                <w:sz w:val="18"/>
-                <w:szCs w:val="18"/>
-              </w:rPr>
-              <w:t xml:space="preserve">Formula: v = u + at</w:t>
-            </w:r>
-          </w:p>
-          <w:p>
-            <w:pPr>
-              <w:spacing w:after="40" w:before="0"/>
-              <w:jc w:val="left"/>
-            </w:pPr>
-            <w:r>
-              <w:rPr>
-                <w:rFonts w:ascii="Arial" w:cs="Arial" w:eastAsia="Arial" w:hAnsi="Arial"/>
-                <w:b w:val="false"/>
-                <w:bCs w:val="false"/>
-                <w:i w:val="false"/>
-                <w:iCs w:val="false"/>
-                <w:color w:val="000000"/>
-                <w:sz w:val="18"/>
-                <w:szCs w:val="18"/>
-              </w:rPr>
-              <w:t xml:space="preserve">Substituting: v = 0 + (4)(6)</w:t>
-            </w:r>
-          </w:p>
-          <w:p>
-            <w:pPr>
-              <w:spacing w:after="40" w:before="0"/>
-              <w:jc w:val="left"/>
-            </w:pPr>
-            <w:r>
-              <w:rPr>
-                <w:rFonts w:ascii="Arial" w:cs="Arial" w:eastAsia="Arial" w:hAnsi="Arial"/>
-                <w:b w:val="false"/>
-                <w:bCs w:val="false"/>
-                <w:i w:val="false"/>
-                <w:iCs w:val="false"/>
-                <w:color w:val="000000"/>
-                <w:sz w:val="18"/>
-                <w:szCs w:val="18"/>
-              </w:rPr>
-              <w:t xml:space="preserve">v = 24 m/s</w:t>
-            </w:r>
-          </w:p>
-          <w:p>
-            <w:pPr>
-              <w:spacing w:after="40" w:before="0"/>
-              <w:jc w:val="left"/>
-            </w:pPr>
-            <w:r>
-              <w:rPr>
-                <w:rFonts w:ascii="Arial" w:cs="Arial" w:eastAsia="Arial" w:hAnsi="Arial"/>
-                <w:b w:val="false"/>
-                <w:bCs w:val="false"/>
-                <w:i w:val="false"/>
-                <w:iCs w:val="false"/>
-                <w:color w:val="000000"/>
-                <w:sz w:val="18"/>
-                <w:szCs w:val="18"/>
-              </w:rPr>
-              <w:t xml:space="preserve">The cart is travelling at 24 m/s (about 86 km/h) after just 6 seconds — faster than most vehicles on a Nairobi road.</w:t>
-            </w:r>
-          </w:p>
-          <w:p>
-            <w:pPr>
-              <w:spacing w:after="40" w:before="0"/>
-              <w:jc w:val="left"/>
-            </w:pPr>
-            <w:r>
-              <w:rPr>
-                <w:rFonts w:ascii="Arial" w:cs="Arial" w:eastAsia="Arial" w:hAnsi="Arial"/>
-                <w:b w:val="false"/>
-                <w:bCs w:val="false"/>
-                <w:i w:val="false"/>
-                <w:iCs w:val="false"/>
-                <w:color w:val="000000"/>
-                <w:sz w:val="18"/>
-                <w:szCs w:val="18"/>
-              </w:rPr>
-              <w:t xml:space="preserve"/>
-            </w:r>
-          </w:p>
-          <w:p>
-            <w:pPr>
-              <w:spacing w:after="40" w:before="0"/>
-              <w:jc w:val="left"/>
-            </w:pPr>
-            <w:r>
-              <w:rPr>
-                <w:rFonts w:ascii="Arial" w:cs="Arial" w:eastAsia="Arial" w:hAnsi="Arial"/>
-                <w:b w:val="false"/>
-                <w:bCs w:val="false"/>
-                <w:i w:val="false"/>
-                <w:iCs w:val="false"/>
-                <w:color w:val="000000"/>
-                <w:sz w:val="18"/>
-                <w:szCs w:val="18"/>
-              </w:rPr>
-              <w:t xml:space="preserve">(b) Distance travelled after 6 seconds:</w:t>
-            </w:r>
-          </w:p>
-          <w:p>
-            <w:pPr>
-              <w:spacing w:after="40" w:before="0"/>
-              <w:jc w:val="left"/>
-            </w:pPr>
-            <w:r>
-              <w:rPr>
-                <w:rFonts w:ascii="Arial" w:cs="Arial" w:eastAsia="Arial" w:hAnsi="Arial"/>
-                <w:b w:val="false"/>
-                <w:bCs w:val="false"/>
-                <w:i w:val="false"/>
-                <w:iCs w:val="false"/>
-                <w:color w:val="000000"/>
-                <w:sz w:val="18"/>
-                <w:szCs w:val="18"/>
-              </w:rPr>
-              <w:t xml:space="preserve">Formula: s = ut + ½at²</w:t>
-            </w:r>
-          </w:p>
-          <w:p>
-            <w:pPr>
-              <w:spacing w:after="40" w:before="0"/>
-              <w:jc w:val="left"/>
-            </w:pPr>
-            <w:r>
-              <w:rPr>
-                <w:rFonts w:ascii="Arial" w:cs="Arial" w:eastAsia="Arial" w:hAnsi="Arial"/>
-                <w:b w:val="false"/>
-                <w:bCs w:val="false"/>
-                <w:i w:val="false"/>
-                <w:iCs w:val="false"/>
-                <w:color w:val="000000"/>
-                <w:sz w:val="18"/>
-                <w:szCs w:val="18"/>
-              </w:rPr>
-              <w:t xml:space="preserve">Substituting: s = (0)(6) + ½(4)(6²)</w:t>
-            </w:r>
-          </w:p>
-          <w:p>
-            <w:pPr>
-              <w:spacing w:after="40" w:before="0"/>
-              <w:jc w:val="left"/>
-            </w:pPr>
-            <w:r>
-              <w:rPr>
-                <w:rFonts w:ascii="Arial" w:cs="Arial" w:eastAsia="Arial" w:hAnsi="Arial"/>
-                <w:b w:val="false"/>
-                <w:bCs w:val="false"/>
-                <w:i w:val="false"/>
-                <w:iCs w:val="false"/>
-                <w:color w:val="000000"/>
-                <w:sz w:val="18"/>
-                <w:szCs w:val="18"/>
-              </w:rPr>
-              <w:t xml:space="preserve">s = 0 + ½(4)(36)</w:t>
-            </w:r>
-          </w:p>
-          <w:p>
-            <w:pPr>
-              <w:spacing w:after="40" w:before="0"/>
-              <w:jc w:val="left"/>
-            </w:pPr>
-            <w:r>
-              <w:rPr>
-                <w:rFonts w:ascii="Arial" w:cs="Arial" w:eastAsia="Arial" w:hAnsi="Arial"/>
-                <w:b w:val="false"/>
-                <w:bCs w:val="false"/>
-                <w:i w:val="false"/>
-                <w:iCs w:val="false"/>
-                <w:color w:val="000000"/>
-                <w:sz w:val="18"/>
-                <w:szCs w:val="18"/>
-              </w:rPr>
-              <w:t xml:space="preserve">s = 72 m</w:t>
-            </w:r>
-          </w:p>
-          <w:p>
-            <w:pPr>
-              <w:spacing w:after="40" w:before="0"/>
-              <w:jc w:val="left"/>
-            </w:pPr>
-            <w:r>
-              <w:rPr>
-                <w:rFonts w:ascii="Arial" w:cs="Arial" w:eastAsia="Arial" w:hAnsi="Arial"/>
-                <w:b w:val="false"/>
-                <w:bCs w:val="false"/>
-                <w:i w:val="false"/>
-                <w:iCs w:val="false"/>
-                <w:color w:val="000000"/>
-                <w:sz w:val="18"/>
-                <w:szCs w:val="18"/>
-              </w:rPr>
-              <w:t xml:space="preserve">In just 6 seconds, the cart has covered 72 metres — nearly the length of a standard athletics straight at a Kenyan secondary school.</w:t>
-            </w:r>
-          </w:p>
-          <w:p>
-            <w:pPr>
-              <w:spacing w:after="40" w:before="0"/>
-              <w:jc w:val="left"/>
-            </w:pPr>
-            <w:r>
-              <w:rPr>
-                <w:rFonts w:ascii="Arial" w:cs="Arial" w:eastAsia="Arial" w:hAnsi="Arial"/>
-                <w:b w:val="false"/>
-                <w:bCs w:val="false"/>
-                <w:i w:val="false"/>
-                <w:iCs w:val="false"/>
-                <w:color w:val="000000"/>
-                <w:sz w:val="18"/>
-                <w:szCs w:val="18"/>
-              </w:rPr>
-              <w:t xml:space="preserve"/>
-            </w:r>
-          </w:p>
-          <w:p>
-            <w:pPr>
-              <w:spacing w:after="40" w:before="0"/>
-              <w:jc w:val="left"/>
-            </w:pPr>
-            <w:r>
-              <w:rPr>
-                <w:rFonts w:ascii="Arial" w:cs="Arial" w:eastAsia="Arial" w:hAnsi="Arial"/>
-                <w:b w:val="false"/>
-                <w:bCs w:val="false"/>
-                <w:i w:val="false"/>
-                <w:iCs w:val="false"/>
-                <w:color w:val="000000"/>
-                <w:sz w:val="18"/>
-                <w:szCs w:val="18"/>
-              </w:rPr>
-              <w:t xml:space="preserve">(c) Velocity after travelling 200 m:</w:t>
-            </w:r>
-          </w:p>
-          <w:p>
-            <w:pPr>
-              <w:spacing w:after="40" w:before="0"/>
-              <w:jc w:val="left"/>
-            </w:pPr>
-            <w:r>
-              <w:rPr>
-                <w:rFonts w:ascii="Arial" w:cs="Arial" w:eastAsia="Arial" w:hAnsi="Arial"/>
-                <w:b w:val="false"/>
-                <w:bCs w:val="false"/>
-                <w:i w:val="false"/>
-                <w:iCs w:val="false"/>
-                <w:color w:val="000000"/>
-                <w:sz w:val="18"/>
-                <w:szCs w:val="18"/>
-              </w:rPr>
-              <w:t xml:space="preserve">Formula: v² = u² + 2as</w:t>
-            </w:r>
-          </w:p>
-          <w:p>
-            <w:pPr>
-              <w:spacing w:after="40" w:before="0"/>
-              <w:jc w:val="left"/>
-            </w:pPr>
-            <w:r>
-              <w:rPr>
-                <w:rFonts w:ascii="Arial" w:cs="Arial" w:eastAsia="Arial" w:hAnsi="Arial"/>
-                <w:b w:val="false"/>
-                <w:bCs w:val="false"/>
-                <w:i w:val="false"/>
-                <w:iCs w:val="false"/>
-                <w:color w:val="000000"/>
-                <w:sz w:val="18"/>
-                <w:szCs w:val="18"/>
-              </w:rPr>
-              <w:t xml:space="preserve">Substituting: v² = 0² + 2(4)(200)</w:t>
-            </w:r>
-          </w:p>
-          <w:p>
-            <w:pPr>
-              <w:spacing w:after="40" w:before="0"/>
-              <w:jc w:val="left"/>
-            </w:pPr>
-            <w:r>
-              <w:rPr>
-                <w:rFonts w:ascii="Arial" w:cs="Arial" w:eastAsia="Arial" w:hAnsi="Arial"/>
-                <w:b w:val="false"/>
-                <w:bCs w:val="false"/>
-                <w:i w:val="false"/>
-                <w:iCs w:val="false"/>
-                <w:color w:val="000000"/>
-                <w:sz w:val="18"/>
-                <w:szCs w:val="18"/>
-              </w:rPr>
-              <w:t xml:space="preserve">v² = 1600</w:t>
-            </w:r>
-          </w:p>
-          <w:p>
-            <w:pPr>
-              <w:spacing w:after="40" w:before="0"/>
-              <w:jc w:val="left"/>
-            </w:pPr>
-            <w:r>
-              <w:rPr>
-                <w:rFonts w:ascii="Arial" w:cs="Arial" w:eastAsia="Arial" w:hAnsi="Arial"/>
-                <w:b w:val="false"/>
-                <w:bCs w:val="false"/>
-                <w:i w:val="false"/>
-                <w:iCs w:val="false"/>
-                <w:color w:val="000000"/>
-                <w:sz w:val="18"/>
-                <w:szCs w:val="18"/>
-              </w:rPr>
-              <w:t xml:space="preserve">v = √1600 = 40 m/s</w:t>
-            </w:r>
-          </w:p>
-          <w:p>
-            <w:pPr>
-              <w:spacing w:after="40" w:before="0"/>
-              <w:jc w:val="left"/>
-            </w:pPr>
-            <w:r>
-              <w:rPr>
-                <w:rFonts w:ascii="Arial" w:cs="Arial" w:eastAsia="Arial" w:hAnsi="Arial"/>
-                <w:b w:val="false"/>
-                <w:bCs w:val="false"/>
-                <w:i w:val="false"/>
-                <w:iCs w:val="false"/>
-                <w:color w:val="000000"/>
-                <w:sz w:val="18"/>
-                <w:szCs w:val="18"/>
-              </w:rPr>
-              <w:t xml:space="preserve">After 200 m, the cart is moving at 40 m/s (144 km/h) — a catastrophically dangerous speed. These numbers show that the mathematics of uniformly accelerated motion is not just abstract: it lets us predict exactly how fast and how far the mkokoteni would travel, and it confirms why the crash would have been so devastating.</w:t>
+                <w:i/>
+                <w:iCs/>
+                <w:color w:val="808080"/>
+                <w:sz w:val="18"/>
+                <w:szCs w:val="18"/>
+              </w:rPr>
+              <w:t xml:space="preserve">Write your answer here:</w:t>
             </w:r>
           </w:p>
         </w:tc>
@@ -1363,14 +1454,12 @@
         <w:tblLayout w:type="fixed"/>
       </w:tblPr>
       <w:tblGrid>
-        <w:gridCol w:w="3000"/>
-        <w:gridCol w:w="10680"/>
+        <w:gridCol w:w="13680"/>
       </w:tblGrid>
       <w:tr>
         <w:tc>
           <w:tcPr>
             <w:tcW w:type="dxa" w:w="13680"/>
-            <w:gridSpan w:val="2"/>
             <w:shd w:fill="1F3864" w:color="auto" w:val="clear"/>
             <w:tcMar>
               <w:top w:type="dxa" w:w="60"/>
@@ -1396,7 +1485,7 @@
                 <w:sz w:val="22"/>
                 <w:szCs w:val="22"/>
               </w:rPr>
-              <w:t xml:space="preserve">Section 4: Mitigating the Danger – Applying Understanding to Save Lives</w:t>
+              <w:t xml:space="preserve">Part 4: Free fall – the mango and the cart</w:t>
             </w:r>
           </w:p>
         </w:tc>
@@ -1404,7 +1493,7 @@
       <w:tr>
         <w:tc>
           <w:tcPr>
-            <w:tcW w:type="dxa" w:w="3000"/>
+            <w:tcW w:type="dxa" w:w="13680"/>
             <w:shd w:fill="D9EEF1" w:color="auto" w:val="clear"/>
             <w:tcMar>
               <w:top w:type="dxa" w:w="60"/>
@@ -1430,13 +1519,75 @@
                 <w:sz w:val="18"/>
                 <w:szCs w:val="18"/>
               </w:rPr>
-              <w:t xml:space="preserve">The second KICD inquiry question asks: 'How can the dangers of free fall and runaway acceleration in our day-to-day life be mitigated?' Using what you know about acceleration, velocity, and the equations of motion, suggest and explain at least THREE specific, practical measures that could prevent a mkokoteni accident on the Limuru escarpment or reduce its severity. For each measure, explain the physics behind why it would work — do not just list ideas without explanation.</w:t>
-            </w:r>
-          </w:p>
-        </w:tc>
-        <w:tc>
-          <w:tcPr>
-            <w:tcW w:type="dxa" w:w="10680"/>
+              <w:t xml:space="preserve">Your class dropped a rubber bung, a crumpled paper ball and a small stone from 2 m and observed what happened. Now think about a ripe mango falling from a tree near Kisumu and the mkokoteni on the escarpment. Use g = 10 m/s².</w:t>
+            </w:r>
+          </w:p>
+          <w:p>
+            <w:pPr>
+              <w:spacing w:after="40" w:before="0"/>
+              <w:jc w:val="left"/>
+            </w:pPr>
+            <w:r>
+              <w:rPr>
+                <w:rFonts w:ascii="Arial" w:cs="Arial" w:eastAsia="Arial" w:hAnsi="Arial"/>
+                <w:b/>
+                <w:bCs/>
+                <w:i w:val="false"/>
+                <w:iCs w:val="false"/>
+                <w:color w:val="000000"/>
+                <w:sz w:val="18"/>
+                <w:szCs w:val="18"/>
+              </w:rPr>
+              <w:t xml:space="preserve">(a) Describe what you saw in the drop experiment when two objects of different mass were dropped together. Explain why a heavy object does not fall faster than a light one.</w:t>
+            </w:r>
+          </w:p>
+          <w:p>
+            <w:pPr>
+              <w:spacing w:after="40" w:before="0"/>
+              <w:jc w:val="left"/>
+            </w:pPr>
+            <w:r>
+              <w:rPr>
+                <w:rFonts w:ascii="Arial" w:cs="Arial" w:eastAsia="Arial" w:hAnsi="Arial"/>
+                <w:b/>
+                <w:bCs/>
+                <w:i w:val="false"/>
+                <w:iCs w:val="false"/>
+                <w:color w:val="000000"/>
+                <w:sz w:val="18"/>
+                <w:szCs w:val="18"/>
+              </w:rPr>
+              <w:t xml:space="preserve">(b) A mango is released from rest and falls freely for 2 s. Calculate its speed after 2 s and the distance it falls.</w:t>
+            </w:r>
+          </w:p>
+          <w:p>
+            <w:pPr>
+              <w:spacing w:after="40" w:before="0"/>
+              <w:jc w:val="left"/>
+            </w:pPr>
+            <w:r>
+              <w:rPr>
+                <w:rFonts w:ascii="Arial" w:cs="Arial" w:eastAsia="Arial" w:hAnsi="Arial"/>
+                <w:b/>
+                <w:bCs/>
+                <w:i w:val="false"/>
+                <w:iCs w:val="false"/>
+                <w:color w:val="000000"/>
+                <w:sz w:val="18"/>
+                <w:szCs w:val="18"/>
+              </w:rPr>
+              <w:t xml:space="preserve">(c) The mkokoteni's acceleration (about 3 m/s²) is smaller than g. Explain how free fall is related to the mkokoteni's motion, and say why the mkokoteni's acceleration is not equal to g.</w:t>
+            </w:r>
+          </w:p>
+        </w:tc>
+      </w:tr>
+      <w:tr>
+        <w:trPr>
+          <w:trHeight w:val="4200" w:hRule="atLeast"/>
+        </w:trPr>
+        <w:tc>
+          <w:tcPr>
+            <w:tcW w:type="dxa" w:w="13680"/>
             <w:shd w:fill="FFFFFF" w:color="auto" w:val="clear"/>
             <w:tcMar>
               <w:top w:type="dxa" w:w="60"/>
@@ -1456,165 +1607,13 @@
                 <w:rFonts w:ascii="Arial" w:cs="Arial" w:eastAsia="Arial" w:hAnsi="Arial"/>
                 <w:b w:val="false"/>
                 <w:bCs w:val="false"/>
-                <w:i w:val="false"/>
-                <w:iCs w:val="false"/>
-                <w:color w:val="000000"/>
-                <w:sz w:val="18"/>
-                <w:szCs w:val="18"/>
-              </w:rPr>
-              <w:t xml:space="preserve">Understanding the physics of acceleration allows us to design real solutions to prevent tragedies like the mkokoteni accident.</w:t>
-            </w:r>
-          </w:p>
-          <w:p>
-            <w:pPr>
-              <w:spacing w:after="40" w:before="0"/>
-              <w:jc w:val="left"/>
-            </w:pPr>
-            <w:r>
-              <w:rPr>
-                <w:rFonts w:ascii="Arial" w:cs="Arial" w:eastAsia="Arial" w:hAnsi="Arial"/>
-                <w:b w:val="false"/>
-                <w:bCs w:val="false"/>
-                <w:i w:val="false"/>
-                <w:iCs w:val="false"/>
-                <w:color w:val="000000"/>
-                <w:sz w:val="18"/>
-                <w:szCs w:val="18"/>
-              </w:rPr>
-              <w:t xml:space="preserve"/>
-            </w:r>
-          </w:p>
-          <w:p>
-            <w:pPr>
-              <w:spacing w:after="40" w:before="0"/>
-              <w:jc w:val="left"/>
-            </w:pPr>
-            <w:r>
-              <w:rPr>
-                <w:rFonts w:ascii="Arial" w:cs="Arial" w:eastAsia="Arial" w:hAnsi="Arial"/>
-                <w:b w:val="false"/>
-                <w:bCs w:val="false"/>
-                <w:i w:val="false"/>
-                <w:iCs w:val="false"/>
-                <w:color w:val="000000"/>
-                <w:sz w:val="18"/>
-                <w:szCs w:val="18"/>
-              </w:rPr>
-              <w:t xml:space="preserve">1. Runaway truck escape ramps (gravel arrester beds): On steep escarpments like Limuru, engineers can build side ramps filled with deep gravel. When a runaway vehicle or cart enters the gravel, the friction force dramatically increases, producing a large deceleration (negative acceleration) that rapidly reduces velocity to zero. The physics: a large opposing force means a large deceleration, so the time and distance needed to stop are greatly reduced (v² = u² + 2as — increasing the deceleration 'a' in the negative direction reduces the stopping distance 's').</w:t>
-            </w:r>
-          </w:p>
-          <w:p>
-            <w:pPr>
-              <w:spacing w:after="40" w:before="0"/>
-              <w:jc w:val="left"/>
-            </w:pPr>
-            <w:r>
-              <w:rPr>
-                <w:rFonts w:ascii="Arial" w:cs="Arial" w:eastAsia="Arial" w:hAnsi="Arial"/>
-                <w:b w:val="false"/>
-                <w:bCs w:val="false"/>
-                <w:i w:val="false"/>
-                <w:iCs w:val="false"/>
-                <w:color w:val="000000"/>
-                <w:sz w:val="18"/>
-                <w:szCs w:val="18"/>
-              </w:rPr>
-              <w:t xml:space="preserve"/>
-            </w:r>
-          </w:p>
-          <w:p>
-            <w:pPr>
-              <w:spacing w:after="40" w:before="0"/>
-              <w:jc w:val="left"/>
-            </w:pPr>
-            <w:r>
-              <w:rPr>
-                <w:rFonts w:ascii="Arial" w:cs="Arial" w:eastAsia="Arial" w:hAnsi="Arial"/>
-                <w:b w:val="false"/>
-                <w:bCs w:val="false"/>
-                <w:i w:val="false"/>
-                <w:iCs w:val="false"/>
-                <w:color w:val="000000"/>
-                <w:sz w:val="18"/>
-                <w:szCs w:val="18"/>
-              </w:rPr>
-              <w:t xml:space="preserve">2. Wheel chocks and braking mechanisms on mkokoteni: A simple wooden or metal chock placed behind a wheel before parking on a slope prevents the cart from moving at all (u remains 0). This is the simplest intervention: prevent the initial release so acceleration never begins. Drivers and cart owners should be trained to always use chocks on slopes.</w:t>
-            </w:r>
-          </w:p>
-          <w:p>
-            <w:pPr>
-              <w:spacing w:after="40" w:before="0"/>
-              <w:jc w:val="left"/>
-            </w:pPr>
-            <w:r>
-              <w:rPr>
-                <w:rFonts w:ascii="Arial" w:cs="Arial" w:eastAsia="Arial" w:hAnsi="Arial"/>
-                <w:b w:val="false"/>
-                <w:bCs w:val="false"/>
-                <w:i w:val="false"/>
-                <w:iCs w:val="false"/>
-                <w:color w:val="000000"/>
-                <w:sz w:val="18"/>
-                <w:szCs w:val="18"/>
-              </w:rPr>
-              <w:t xml:space="preserve"/>
-            </w:r>
-          </w:p>
-          <w:p>
-            <w:pPr>
-              <w:spacing w:after="40" w:before="0"/>
-              <w:jc w:val="left"/>
-            </w:pPr>
-            <w:r>
-              <w:rPr>
-                <w:rFonts w:ascii="Arial" w:cs="Arial" w:eastAsia="Arial" w:hAnsi="Arial"/>
-                <w:b w:val="false"/>
-                <w:bCs w:val="false"/>
-                <w:i w:val="false"/>
-                <w:iCs w:val="false"/>
-                <w:color w:val="000000"/>
-                <w:sz w:val="18"/>
-                <w:szCs w:val="18"/>
-              </w:rPr>
-              <w:t xml:space="preserve">3. Reducing the load on steep slopes: A heavier cart experiences a larger gravitational force, but since F = ma, for the same slope the acceleration is the same regardless of mass (gravity accelerates all masses equally). However, a heavier cart is harder to stop and causes more damage on impact. Breaking large loads into smaller trips reduces the momentum (p = mv) and the kinetic energy (KE = ½mv²) at any given speed, reducing crash severity.</w:t>
-            </w:r>
-          </w:p>
-          <w:p>
-            <w:pPr>
-              <w:spacing w:after="40" w:before="0"/>
-              <w:jc w:val="left"/>
-            </w:pPr>
-            <w:r>
-              <w:rPr>
-                <w:rFonts w:ascii="Arial" w:cs="Arial" w:eastAsia="Arial" w:hAnsi="Arial"/>
-                <w:b w:val="false"/>
-                <w:bCs w:val="false"/>
-                <w:i w:val="false"/>
-                <w:iCs w:val="false"/>
-                <w:color w:val="000000"/>
-                <w:sz w:val="18"/>
-                <w:szCs w:val="18"/>
-              </w:rPr>
-              <w:t xml:space="preserve"/>
-            </w:r>
-          </w:p>
-          <w:p>
-            <w:pPr>
-              <w:spacing w:after="40" w:before="0"/>
-              <w:jc w:val="left"/>
-            </w:pPr>
-            <w:r>
-              <w:rPr>
-                <w:rFonts w:ascii="Arial" w:cs="Arial" w:eastAsia="Arial" w:hAnsi="Arial"/>
-                <w:b w:val="false"/>
-                <w:bCs w:val="false"/>
-                <w:i w:val="false"/>
-                <w:iCs w:val="false"/>
-                <w:color w:val="000000"/>
-                <w:sz w:val="18"/>
-                <w:szCs w:val="18"/>
-              </w:rPr>
-              <w:t xml:space="preserve">These solutions show that physics education is not just academic — it directly saves lives on Kenyan roads.</w:t>
+                <w:i/>
+                <w:iCs/>
+                <w:color w:val="808080"/>
+                <w:sz w:val="18"/>
+                <w:szCs w:val="18"/>
+              </w:rPr>
+              <w:t xml:space="preserve">Write your answer here:</w:t>
             </w:r>
           </w:p>
         </w:tc>
@@ -1642,14 +1641,12 @@
         <w:tblLayout w:type="fixed"/>
       </w:tblPr>
       <w:tblGrid>
-        <w:gridCol w:w="3000"/>
-        <w:gridCol w:w="10680"/>
+        <w:gridCol w:w="13680"/>
       </w:tblGrid>
       <w:tr>
         <w:tc>
           <w:tcPr>
             <w:tcW w:type="dxa" w:w="13680"/>
-            <w:gridSpan w:val="2"/>
             <w:shd w:fill="1F3864" w:color="auto" w:val="clear"/>
             <w:tcMar>
               <w:top w:type="dxa" w:w="60"/>
@@ -1675,7 +1672,7 @@
                 <w:sz w:val="22"/>
                 <w:szCs w:val="22"/>
               </w:rPr>
-              <w:t xml:space="preserve">Section 5: Revisiting the Driving Question – Your Complete Answer</w:t>
+              <w:t xml:space="preserve">Part 5: Road safety and the Pitch to the County Engineer</w:t>
             </w:r>
           </w:p>
         </w:tc>
@@ -1683,7 +1680,7 @@
       <w:tr>
         <w:tc>
           <w:tcPr>
-            <w:tcW w:type="dxa" w:w="3000"/>
+            <w:tcW w:type="dxa" w:w="13680"/>
             <w:shd w:fill="D9EEF1" w:color="auto" w:val="clear"/>
             <w:tcMar>
               <w:top w:type="dxa" w:w="60"/>
@@ -1709,13 +1706,75 @@
                 <w:sz w:val="18"/>
                 <w:szCs w:val="18"/>
               </w:rPr>
-              <w:t xml:space="preserve">Now bring everything together. Write a single, well-organised paragraph (minimum 8 sentences) that directly and fully answers the driving question: 'Why does a runaway mkokoteni on the Limuru escarpment keep getting faster — and how can we use mathematics to predict exactly how fast and how far it will travel before it crashes?' Your answer must: (a) explain the cause of acceleration, (b) reference at least two equations of motion by name or formula, (c) mention at least one calculated result, (d) connect to free fall and the value of g, and (e) state one real-world implication for safety in Kenya.</w:t>
-            </w:r>
-          </w:p>
-        </w:tc>
-        <w:tc>
-          <w:tcPr>
-            <w:tcW w:type="dxa" w:w="10680"/>
+              <w:t xml:space="preserve">In Lesson 6 you studied a matatu braking on Mombasa Road. Suppose the matatu brakes with a constant deceleration of 5 m/s² until it stops (v = 0). Use v² = u² + 2as with a = −5 m/s². Convert km/h to m/s by dividing by 3.6.</w:t>
+            </w:r>
+          </w:p>
+          <w:p>
+            <w:pPr>
+              <w:spacing w:after="40" w:before="0"/>
+              <w:jc w:val="left"/>
+            </w:pPr>
+            <w:r>
+              <w:rPr>
+                <w:rFonts w:ascii="Arial" w:cs="Arial" w:eastAsia="Arial" w:hAnsi="Arial"/>
+                <w:b/>
+                <w:bCs/>
+                <w:i w:val="false"/>
+                <w:iCs w:val="false"/>
+                <w:color w:val="000000"/>
+                <w:sz w:val="18"/>
+                <w:szCs w:val="18"/>
+              </w:rPr>
+              <w:t xml:space="preserve">(a) Calculate the braking distance for a matatu travelling at 30 km/h and at 90 km/h (give your answers to one decimal place).</w:t>
+            </w:r>
+          </w:p>
+          <w:p>
+            <w:pPr>
+              <w:spacing w:after="40" w:before="0"/>
+              <w:jc w:val="left"/>
+            </w:pPr>
+            <w:r>
+              <w:rPr>
+                <w:rFonts w:ascii="Arial" w:cs="Arial" w:eastAsia="Arial" w:hAnsi="Arial"/>
+                <w:b/>
+                <w:bCs/>
+                <w:i w:val="false"/>
+                <w:iCs w:val="false"/>
+                <w:color w:val="000000"/>
+                <w:sz w:val="18"/>
+                <w:szCs w:val="18"/>
+              </w:rPr>
+              <w:t xml:space="preserve">(b) Compare the two distances. What happens to braking distance when speed is tripled, and what does this tell you about the relationship between speed and braking distance?</w:t>
+            </w:r>
+          </w:p>
+          <w:p>
+            <w:pPr>
+              <w:spacing w:after="40" w:before="0"/>
+              <w:jc w:val="left"/>
+            </w:pPr>
+            <w:r>
+              <w:rPr>
+                <w:rFonts w:ascii="Arial" w:cs="Arial" w:eastAsia="Arial" w:hAnsi="Arial"/>
+                <w:b/>
+                <w:bCs/>
+                <w:i w:val="false"/>
+                <w:iCs w:val="false"/>
+                <w:color w:val="000000"/>
+                <w:sz w:val="18"/>
+                <w:szCs w:val="18"/>
+              </w:rPr>
+              <w:t xml:space="preserve">(c) Write a short pitch (4–6 sentences) to the Limuru County Engineer. Explain why the mkokoteni kept accelerating, what mathematics could have predicted the crash, and one evidence-based safety measure you recommend for the escarpment road. In your answer, answer the KICD questions: how is free fall important in real life, and how can its dangers be reduced?</w:t>
+            </w:r>
+          </w:p>
+        </w:tc>
+      </w:tr>
+      <w:tr>
+        <w:trPr>
+          <w:trHeight w:val="4200" w:hRule="atLeast"/>
+        </w:trPr>
+        <w:tc>
+          <w:tcPr>
+            <w:tcW w:type="dxa" w:w="13680"/>
             <w:shd w:fill="FFFFFF" w:color="auto" w:val="clear"/>
             <w:tcMar>
               <w:top w:type="dxa" w:w="60"/>
@@ -1735,13 +1794,13 @@
                 <w:rFonts w:ascii="Arial" w:cs="Arial" w:eastAsia="Arial" w:hAnsi="Arial"/>
                 <w:b w:val="false"/>
                 <w:bCs w:val="false"/>
-                <w:i w:val="false"/>
-                <w:iCs w:val="false"/>
-                <w:color w:val="000000"/>
-                <w:sz w:val="18"/>
-                <w:szCs w:val="18"/>
-              </w:rPr>
-              <w:t xml:space="preserve">The mkokoteni on the Limuru escarpment keeps getting faster because gravity — an invisible but constant force — continuously accelerates it downhill from the moment it is released from rest. This is directly related to gravitational acceleration, g ≈ 10 m/s², which causes every object near Earth's surface to gain speed at a rate of 10 m/s every second when falling freely, and a proportional acceleration when rolling down a slope. Because the cart starts from rest (u = 0 m/s) and the gravitational force acts uninterrupted, the acceleration is uniform, meaning the cart gains equal amounts of velocity in equal time intervals — which is why it becomes dangerously fast so quickly. We can use the equations of uniformly accelerated motion to predict its motion with precision: using v = u + at, we can calculate the cart's velocity at any moment in time, and using s = ut + ½at², we can find exactly how far it has travelled. For example, with an acceleration of 4 m/s², the cart reaches 24 m/s after just 6 seconds and covers 72 metres — and using v² = u² + 2as, we find it reaches 40 m/s (144 km/h) after only 200 metres. This is the power of the equations of motion: they transform a frightening, chaotic event into something we can analyse, predict, and prepare for. The real-world implication is profound — road engineers, county governments, and cart operators in areas like Limuru, Kijabe, and the Rift Valley can use exactly these calculations to determine where to place escape ramps, warning signs, and braking systems, potentially saving the lives of drivers, traders, and pedestrians on Kenya's steep escarpment roads.</w:t>
+                <w:i/>
+                <w:iCs/>
+                <w:color w:val="808080"/>
+                <w:sz w:val="18"/>
+                <w:szCs w:val="18"/>
+              </w:rPr>
+              <w:t xml:space="preserve">Write your answer here:</w:t>
             </w:r>
           </w:p>
         </w:tc>
@@ -1968,7 +2027,7 @@
                 <w:sz w:val="18"/>
                 <w:szCs w:val="18"/>
               </w:rPr>
-              <w:t xml:space="preserve">Conceptual Understanding of Acceleration &amp; Gravity</w:t>
+              <w:t xml:space="preserve">Scientific explanation of the phenomenon</w:t>
             </w:r>
           </w:p>
         </w:tc>
@@ -2000,7 +2059,7 @@
                 <w:sz w:val="18"/>
                 <w:szCs w:val="18"/>
               </w:rPr>
-              <w:t xml:space="preserve">Accurately and thoroughly explains gravitational acceleration (g ≈ 10 m/s²), uniform acceleration, and free fall. Clearly connects all concepts to the mkokoteni phenomenon with precise scientific vocabulary used consistently and correctly throughout.</w:t>
+              <w:t xml:space="preserve">Clearly explains that gravity is a constant unbalanced force down the slope that produces constant acceleration, rejects the 'something is pushing it' idea, and links acceleration to velocity changing every second.</w:t>
             </w:r>
           </w:p>
         </w:tc>
@@ -2032,7 +2091,7 @@
                 <w:sz w:val="18"/>
                 <w:szCs w:val="18"/>
               </w:rPr>
-              <w:t xml:space="preserve">Correctly explains gravitational acceleration and uniform acceleration and connects them to the mkokoteni. Minor gaps in use of scientific vocabulary or depth of explanation, but overall understanding is clear.</w:t>
+              <w:t xml:space="preserve">Identifies gravity as the cause of the increasing speed and names acceleration, but the explanation of why it is continuous or constant is incomplete.</w:t>
             </w:r>
           </w:p>
         </w:tc>
@@ -2064,7 +2123,7 @@
                 <w:sz w:val="18"/>
                 <w:szCs w:val="18"/>
               </w:rPr>
-              <w:t xml:space="preserve">Shows partial understanding of acceleration or gravity but confuses key terms (e.g., speed vs. velocity, acceleration vs. velocity). Connection to the mkokoteni phenomenon is weak or missing.</w:t>
+              <w:t xml:space="preserve">Gives vague or incorrect reasons (for example, a push or the cart's mass alone) or confuses speed with acceleration.</w:t>
             </w:r>
           </w:p>
         </w:tc>
@@ -2098,7 +2157,7 @@
                 <w:sz w:val="18"/>
                 <w:szCs w:val="18"/>
               </w:rPr>
-              <w:t xml:space="preserve">Application of Equations of Motion</w:t>
+              <w:t xml:space="preserve">Use of equations of linear motion</w:t>
             </w:r>
           </w:p>
         </w:tc>
@@ -2130,7 +2189,7 @@
                 <w:sz w:val="18"/>
                 <w:szCs w:val="18"/>
               </w:rPr>
-              <w:t xml:space="preserve">Correctly selects and applies all three equations of motion (v = u + at; s = ut + ½at²; v² = u² + 2as) with full working shown — formula stated, values substituted, answer given with correct units. All three calculations are accurate.</w:t>
+              <w:t xml:space="preserve">Lists GIVEN and FIND, selects the correct equation every time, rearranges correctly and gets correct answers with units (12 m/s, 24 m, 13.3 s, 267 m).</w:t>
             </w:r>
           </w:p>
         </w:tc>
@@ -2162,7 +2221,7 @@
                 <w:sz w:val="18"/>
                 <w:szCs w:val="18"/>
               </w:rPr>
-              <w:t xml:space="preserve">Correctly applies at least two of the three equations with working shown. One minor arithmetic or unit error may be present, but the method is sound and the student demonstrates understanding of when and why each equation is used.</w:t>
+              <w:t xml:space="preserve">Selects mostly correct equations and gets most answers right, with small slips in rearranging, rounding or units.</w:t>
             </w:r>
           </w:p>
         </w:tc>
@@ -2194,7 +2253,7 @@
                 <w:sz w:val="18"/>
                 <w:szCs w:val="18"/>
               </w:rPr>
-              <w:t xml:space="preserve">Attempts to use equations but makes significant errors in formula selection, substitution, or calculation. Working is incomplete or units are missing. Fewer than two equations are applied correctly.</w:t>
+              <w:t xml:space="preserve">Chooses incorrect equations, omits working or units, or cannot substitute values correctly.</w:t>
             </w:r>
           </w:p>
         </w:tc>
@@ -2228,7 +2287,7 @@
                 <w:sz w:val="18"/>
                 <w:szCs w:val="18"/>
               </w:rPr>
-              <w:t xml:space="preserve">Use of Evidence and Scientific Vocabulary</w:t>
+              <w:t xml:space="preserve">Interpreting data and relationships</w:t>
             </w:r>
           </w:p>
         </w:tc>
@@ -2260,7 +2319,7 @@
                 <w:sz w:val="18"/>
                 <w:szCs w:val="18"/>
               </w:rPr>
-              <w:t xml:space="preserve">Consistently uses precise scientific terminology (displacement, velocity, acceleration, uniform acceleration, free fall, initial velocity, deceleration) accurately throughout all sections. All claims are supported with evidence from calculations or the phenomenon.</w:t>
+              <w:t xml:space="preserve">Completes the table accurately and explains the non-linear relationships (speed against distance, braking distance against speed) using the equations and the 1.4 times and nine times comparisons.</w:t>
             </w:r>
           </w:p>
         </w:tc>
@@ -2292,7 +2351,7 @@
                 <w:sz w:val="18"/>
                 <w:szCs w:val="18"/>
               </w:rPr>
-              <w:t xml:space="preserve">Uses most scientific terms correctly with only occasional imprecision. Most claims are supported by evidence. The student demonstrates a working scientific vocabulary appropriate for Grade 10.</w:t>
+              <w:t xml:space="preserve">Completes the table and recognises that the relationships are not straight-line, but gives limited supporting numerical evidence.</w:t>
             </w:r>
           </w:p>
         </w:tc>
@@ -2324,7 +2383,7 @@
                 <w:sz w:val="18"/>
                 <w:szCs w:val="18"/>
               </w:rPr>
-              <w:t xml:space="preserve">Uses everyday language in place of scientific terms, or misuses key vocabulary (e.g., uses 'speed' and 'velocity' interchangeably without distinction). Claims are often made without supporting evidence or calculation.</w:t>
+              <w:t xml:space="preserve">Table has several errors or the student assumes that doubling distance or tripling speed simply doubles or triples the outcome.</w:t>
             </w:r>
           </w:p>
         </w:tc>
@@ -2358,7 +2417,7 @@
                 <w:sz w:val="18"/>
                 <w:szCs w:val="18"/>
               </w:rPr>
-              <w:t xml:space="preserve">Real-World Application &amp; Safety Mitigation</w:t>
+              <w:t xml:space="preserve">Free fall and the mass question</w:t>
             </w:r>
           </w:p>
         </w:tc>
@@ -2390,7 +2449,7 @@
                 <w:sz w:val="18"/>
                 <w:szCs w:val="18"/>
               </w:rPr>
-              <w:t xml:space="preserve">Proposes at least three specific, realistic safety measures for Kenyan escarpment contexts. Each measure is fully explained using correct physics principles (e.g., friction increases deceleration, reducing s needed to stop). Demonstrates clear transfer of learning to real-life situations.</w:t>
+              <w:t xml:space="preserve">Uses observations from the drop experiment, explains with a = F/m = g why mass does not matter, and links free fall to the mkokoteni as a case of the same gravitational acceleration.</w:t>
             </w:r>
           </w:p>
         </w:tc>
@@ -2422,7 +2481,7 @@
                 <w:sz w:val="18"/>
                 <w:szCs w:val="18"/>
               </w:rPr>
-              <w:t xml:space="preserve">Proposes at least two safety measures with a reasonable physics explanation for each. The connection to Kenyan contexts is present. One measure may lack a full physics justification.</w:t>
+              <w:t xml:space="preserve">States that all objects fall with the same acceleration and calculates free-fall values correctly, but the explanation of why mass does not matter is brief.</w:t>
             </w:r>
           </w:p>
         </w:tc>
@@ -2454,7 +2513,7 @@
                 <w:sz w:val="18"/>
                 <w:szCs w:val="18"/>
               </w:rPr>
-              <w:t xml:space="preserve">Lists safety ideas without explaining the underlying physics, or the measures proposed are vague and not connected to the concepts of acceleration, force, or velocity studied in the lessons.</w:t>
+              <w:t xml:space="preserve">Says heavier objects fall faster or gives no reason for equal acceleration.</w:t>
             </w:r>
           </w:p>
         </w:tc>
@@ -2488,7 +2547,7 @@
                 <w:sz w:val="18"/>
                 <w:szCs w:val="18"/>
               </w:rPr>
-              <w:t xml:space="preserve">Coherence of the Driving Question Response</w:t>
+              <w:t xml:space="preserve">Real-life application and communication</w:t>
             </w:r>
           </w:p>
         </w:tc>
@@ -2520,7 +2579,7 @@
                 <w:sz w:val="18"/>
                 <w:szCs w:val="18"/>
               </w:rPr>
-              <w:t xml:space="preserve">The final section paragraph directly, fully, and eloquently answers the driving question. All five required elements are present (cause of acceleration, two equations, one calculated result, link to free fall/g, one safety implication). The response reads as a unified, logical argument.</w:t>
+              <w:t xml:space="preserve">The pitch is clear and well organised, uses Kenyan road-safety evidence and calculated values, gives a sensible mitigation measure, and answers both KICD questions using correct scientific vocabulary.</w:t>
             </w:r>
           </w:p>
         </w:tc>
@@ -2552,7 +2611,7 @@
                 <w:sz w:val="18"/>
                 <w:szCs w:val="18"/>
               </w:rPr>
-              <w:t xml:space="preserve">The final paragraph answers the driving question and includes most of the five required elements (at least four). The response is logical and mostly well-organised, though one element may be underdeveloped.</w:t>
+              <w:t xml:space="preserve">The pitch covers the explanation and one safety measure, with some use of numbers and vocabulary.</w:t>
             </w:r>
           </w:p>
         </w:tc>
@@ -2584,7 +2643,7 @@
                 <w:sz w:val="18"/>
                 <w:szCs w:val="18"/>
               </w:rPr>
-              <w:t xml:space="preserve">The final paragraph only partially answers the driving question. Fewer than three of the five required elements are present, or the response is a list of disconnected facts rather than a coherent, evidence-based argument.</w:t>
+              <w:t xml:space="preserve">The pitch is unclear or incomplete, gives no safety measure, or does not link the mathematics to the real situation.</w:t>
             </w:r>
           </w:p>
         </w:tc>
@@ -2708,7 +2767,7 @@
         </w:rPr>
         <w:t xml:space="preserve">© 2026 SeaVuria and ARES. This work is licensed under a </w:t>
       </w:r>
-      <w:hyperlink w:history="1" r:id="rIduuk30eevtya6aefofu7pp">
+      <w:hyperlink w:history="1" r:id="rId5bo1s6xvkdy2jwtgvmpbg">
         <w:r>
           <w:rPr>
             <w:rFonts w:ascii="Arial" w:cs="Arial" w:eastAsia="Arial" w:hAnsi="Arial"/>
@@ -2728,7 +2787,7 @@
         </w:rPr>
         <w:t xml:space="preserve"> (</w:t>
       </w:r>
-      <w:hyperlink w:history="1" r:id="rIdrjqnz2lzbgh-aunpvqbul">
+      <w:hyperlink w:history="1" r:id="rIdi8_1vt5xdl2j9wcigzxqr">
         <w:r>
           <w:rPr>
             <w:rFonts w:ascii="Arial" w:cs="Arial" w:eastAsia="Arial" w:hAnsi="Arial"/>
@@ -2748,7 +2807,7 @@
         </w:rPr>
         <w:t xml:space="preserve">). To view a copy of this license, visit </w:t>
       </w:r>
-      <w:hyperlink w:history="1" r:id="rIds33kv_g2wxf1vh0ja38qh">
+      <w:hyperlink w:history="1" r:id="rIdoitsvroyc1jizzhwnwiee">
         <w:r>
           <w:rPr>
             <w:rFonts w:ascii="Arial" w:cs="Arial" w:eastAsia="Arial" w:hAnsi="Arial"/>

--- a/data/outputs/v2/General_Science/SS3.2_Linear_Motion/General_Science_Linear_Motion_FinalExplanation.docx
+++ b/data/outputs/v2/General_Science/SS3.2_Linear_Motion/General_Science_Linear_Motion_FinalExplanation.docx
@@ -2767,7 +2767,7 @@
         </w:rPr>
         <w:t xml:space="preserve">© 2026 SeaVuria and ARES. This work is licensed under a </w:t>
       </w:r>
-      <w:hyperlink w:history="1" r:id="rId5bo1s6xvkdy2jwtgvmpbg">
+      <w:hyperlink w:history="1" r:id="rIdbtmk9eeanwgjirq6bhwcm">
         <w:r>
           <w:rPr>
             <w:rFonts w:ascii="Arial" w:cs="Arial" w:eastAsia="Arial" w:hAnsi="Arial"/>
@@ -2787,7 +2787,7 @@
         </w:rPr>
         <w:t xml:space="preserve"> (</w:t>
       </w:r>
-      <w:hyperlink w:history="1" r:id="rIdi8_1vt5xdl2j9wcigzxqr">
+      <w:hyperlink w:history="1" r:id="rIdfw6jr40nowhrll0yaibr-">
         <w:r>
           <w:rPr>
             <w:rFonts w:ascii="Arial" w:cs="Arial" w:eastAsia="Arial" w:hAnsi="Arial"/>
@@ -2807,7 +2807,7 @@
         </w:rPr>
         <w:t xml:space="preserve">). To view a copy of this license, visit </w:t>
       </w:r>
-      <w:hyperlink w:history="1" r:id="rIdoitsvroyc1jizzhwnwiee">
+      <w:hyperlink w:history="1" r:id="rIdrvz6qi-x89z9ooodwoohr">
         <w:r>
           <w:rPr>
             <w:rFonts w:ascii="Arial" w:cs="Arial" w:eastAsia="Arial" w:hAnsi="Arial"/>

--- a/data/outputs/v2/General_Science/SS3.2_Linear_Motion/General_Science_Linear_Motion_FinalExplanation.docx
+++ b/data/outputs/v2/General_Science/SS3.2_Linear_Motion/General_Science_Linear_Motion_FinalExplanation.docx
@@ -2767,7 +2767,7 @@
         </w:rPr>
         <w:t xml:space="preserve">© 2026 SeaVuria and ARES. This work is licensed under a </w:t>
       </w:r>
-      <w:hyperlink w:history="1" r:id="rIdbtmk9eeanwgjirq6bhwcm">
+      <w:hyperlink w:history="1" r:id="rIdnggn5zvzmkyuxw0r2qqi6">
         <w:r>
           <w:rPr>
             <w:rFonts w:ascii="Arial" w:cs="Arial" w:eastAsia="Arial" w:hAnsi="Arial"/>
@@ -2787,7 +2787,7 @@
         </w:rPr>
         <w:t xml:space="preserve"> (</w:t>
       </w:r>
-      <w:hyperlink w:history="1" r:id="rIdfw6jr40nowhrll0yaibr-">
+      <w:hyperlink w:history="1" r:id="rIduylsrvxl3x8op7g70vj0u">
         <w:r>
           <w:rPr>
             <w:rFonts w:ascii="Arial" w:cs="Arial" w:eastAsia="Arial" w:hAnsi="Arial"/>
@@ -2807,7 +2807,7 @@
         </w:rPr>
         <w:t xml:space="preserve">). To view a copy of this license, visit </w:t>
       </w:r>
-      <w:hyperlink w:history="1" r:id="rIdrvz6qi-x89z9ooodwoohr">
+      <w:hyperlink w:history="1" r:id="rIdem3hx1hr2ynzjxiwzernr">
         <w:r>
           <w:rPr>
             <w:rFonts w:ascii="Arial" w:cs="Arial" w:eastAsia="Arial" w:hAnsi="Arial"/>

--- a/data/outputs/v2/General_Science/SS3.2_Linear_Motion/General_Science_Linear_Motion_FinalExplanation.docx
+++ b/data/outputs/v2/General_Science/SS3.2_Linear_Motion/General_Science_Linear_Motion_FinalExplanation.docx
@@ -2767,7 +2767,7 @@
         </w:rPr>
         <w:t xml:space="preserve">© 2026 SeaVuria and ARES. This work is licensed under a </w:t>
       </w:r>
-      <w:hyperlink w:history="1" r:id="rIdnggn5zvzmkyuxw0r2qqi6">
+      <w:hyperlink w:history="1" r:id="rId0ay8cl6ibbrh_4plqvhks">
         <w:r>
           <w:rPr>
             <w:rFonts w:ascii="Arial" w:cs="Arial" w:eastAsia="Arial" w:hAnsi="Arial"/>
@@ -2787,7 +2787,7 @@
         </w:rPr>
         <w:t xml:space="preserve"> (</w:t>
       </w:r>
-      <w:hyperlink w:history="1" r:id="rIduylsrvxl3x8op7g70vj0u">
+      <w:hyperlink w:history="1" r:id="rId_ohujbwt3iwfffcjhij-l">
         <w:r>
           <w:rPr>
             <w:rFonts w:ascii="Arial" w:cs="Arial" w:eastAsia="Arial" w:hAnsi="Arial"/>
@@ -2807,7 +2807,7 @@
         </w:rPr>
         <w:t xml:space="preserve">). To view a copy of this license, visit </w:t>
       </w:r>
-      <w:hyperlink w:history="1" r:id="rIdem3hx1hr2ynzjxiwzernr">
+      <w:hyperlink w:history="1" r:id="rIdjaos_lcaq9manunla38dh">
         <w:r>
           <w:rPr>
             <w:rFonts w:ascii="Arial" w:cs="Arial" w:eastAsia="Arial" w:hAnsi="Arial"/>

--- a/data/outputs/v2/General_Science/SS3.2_Linear_Motion/General_Science_Linear_Motion_FinalExplanation.docx
+++ b/data/outputs/v2/General_Science/SS3.2_Linear_Motion/General_Science_Linear_Motion_FinalExplanation.docx
@@ -95,7 +95,7 @@
                 <w:sz w:val="22"/>
                 <w:szCs w:val="22"/>
               </w:rPr>
-              <w:t xml:space="preserve">FINAL EXPLANATION: GENERAL SCIENCE GRADE 10 – SUB-STRAND 3.2 LINEAR MOTION: FINAL EXPLANATION – THE MKOKOTENI MYSTERY SOLVED</w:t>
+              <w:t xml:space="preserve">FINAL EXPLANATION: GENERAL SCIENCE GRADE 10 – 3.2 LINEAR MOTION: FINAL EXPLANATION</w:t>
             </w:r>
           </w:p>
         </w:tc>
@@ -422,7 +422,7 @@
                 <w:sz w:val="18"/>
                 <w:szCs w:val="18"/>
               </w:rPr>
-              <w:t xml:space="preserve">This is your Final Explanation. Think back to the runaway mkokoteni loaded with sacks of maize on the Limuru–Nairobi escarpment road. Answer every question in the space under it, working on your own. For calculations, write GIVEN, FIND, the equation you choose, your working and your answer with units. Use g = 10 m/s² for free fall. Use the scientific words you learned (distance, displacement, speed, velocity, acceleration). Write in full sentences when you are asked to explain.</w:t>
+              <w:t xml:space="preserve">This is your Final Explanation for the Driving Question: Why does a runaway mkokoteni on the Limuru escarpment keep getting faster, and how can we use mathematics to predict exactly how fast and how far it will travel before it crashes? Work on your own. Write your answers in the space under each prompt. Use what you observed, measured and calculated in Lessons 1 to 7. Show every calculation: write the known values with units, name the equation you choose, and give your final answer with units. Use g = 10 m/s² in all calculations. Ignore friction and air resistance unless the question says otherwise. Remember Mzee Kamau's mkokoteni (300 kg when loaded) is released from rest on a straight, steady slope on the Limuru-Nairobi escarpment road where sin(angle) = 0.2. It crashes into a parked lorry after 100 m along the road.</w:t>
             </w:r>
           </w:p>
         </w:tc>
@@ -481,7 +481,7 @@
                 <w:sz w:val="22"/>
                 <w:szCs w:val="22"/>
               </w:rPr>
-              <w:t xml:space="preserve">Part 1: Why does the mkokoteni keep getting faster?</w:t>
+              <w:t xml:space="preserve">Part 1: Explaining what Achieng saw</w:t>
             </w:r>
           </w:p>
         </w:tc>
@@ -515,64 +515,83 @@
                 <w:sz w:val="18"/>
                 <w:szCs w:val="18"/>
               </w:rPr>
-              <w:t xml:space="preserve">The mkokoteni was released from rest at the top of the Limuru escarpment. Nobody pushed it and it has no engine, yet witnesses said it became dangerously fast within seconds.</w:t>
-            </w:r>
-          </w:p>
-          <w:p>
-            <w:pPr>
-              <w:spacing w:after="40" w:before="0"/>
-              <w:jc w:val="left"/>
-            </w:pPr>
-            <w:r>
-              <w:rPr>
-                <w:rFonts w:ascii="Arial" w:cs="Arial" w:eastAsia="Arial" w:hAnsi="Arial"/>
-                <w:b/>
-                <w:bCs/>
-                <w:i w:val="false"/>
-                <w:iCs w:val="false"/>
-                <w:color w:val="000000"/>
-                <w:sz w:val="18"/>
-                <w:szCs w:val="18"/>
-              </w:rPr>
-              <w:t xml:space="preserve">(a) Some people in your Lesson 1 discussion said 'something must be pushing it'. Use your knowledge of gravity to explain what is really happening to the cart's motion.</w:t>
-            </w:r>
-          </w:p>
-          <w:p>
-            <w:pPr>
-              <w:spacing w:after="40" w:before="0"/>
-              <w:jc w:val="left"/>
-            </w:pPr>
-            <w:r>
-              <w:rPr>
-                <w:rFonts w:ascii="Arial" w:cs="Arial" w:eastAsia="Arial" w:hAnsi="Arial"/>
-                <w:b/>
-                <w:bCs/>
-                <w:i w:val="false"/>
-                <w:iCs w:val="false"/>
-                <w:color w:val="000000"/>
-                <w:sz w:val="18"/>
-                <w:szCs w:val="18"/>
-              </w:rPr>
-              <w:t xml:space="preserve">(b) What do we call the continuous change in velocity of the cart? Explain how it is different from speed.</w:t>
-            </w:r>
-          </w:p>
-          <w:p>
-            <w:pPr>
-              <w:spacing w:after="40" w:before="0"/>
-              <w:jc w:val="left"/>
-            </w:pPr>
-            <w:r>
-              <w:rPr>
-                <w:rFonts w:ascii="Arial" w:cs="Arial" w:eastAsia="Arial" w:hAnsi="Arial"/>
-                <w:b/>
-                <w:bCs/>
-                <w:i w:val="false"/>
-                <w:iCs w:val="false"/>
-                <w:color w:val="000000"/>
-                <w:sz w:val="18"/>
-                <w:szCs w:val="18"/>
-              </w:rPr>
-              <w:t xml:space="preserve">(c) Explain why the cart's speed keeps increasing the whole time it rolls downhill, rather than increasing once and then staying the same.</w:t>
+              <w:t xml:space="preserve">Achieng, a bystander, said: 'It started slowly then flew.' Mzee Kamau's mkokoteni has no engine and nobody was pushing it. Write a Claim, Evidence, Reasoning explanation of why the cart keeps getting faster. In your answer:</w:t>
+            </w:r>
+          </w:p>
+          <w:p>
+            <w:pPr>
+              <w:spacing w:after="40" w:before="0"/>
+              <w:jc w:val="left"/>
+            </w:pPr>
+            <w:r>
+              <w:rPr>
+                <w:rFonts w:ascii="Arial" w:cs="Arial" w:eastAsia="Arial" w:hAnsi="Arial"/>
+                <w:b/>
+                <w:bCs/>
+                <w:i w:val="false"/>
+                <w:iCs w:val="false"/>
+                <w:color w:val="000000"/>
+                <w:sz w:val="18"/>
+                <w:szCs w:val="18"/>
+              </w:rPr>
+              <w:t xml:space="preserve">(a) State your claim.</w:t>
+            </w:r>
+          </w:p>
+          <w:p>
+            <w:pPr>
+              <w:spacing w:after="40" w:before="0"/>
+              <w:jc w:val="left"/>
+            </w:pPr>
+            <w:r>
+              <w:rPr>
+                <w:rFonts w:ascii="Arial" w:cs="Arial" w:eastAsia="Arial" w:hAnsi="Arial"/>
+                <w:b/>
+                <w:bCs/>
+                <w:i w:val="false"/>
+                <w:iCs w:val="false"/>
+                <w:color w:val="000000"/>
+                <w:sz w:val="18"/>
+                <w:szCs w:val="18"/>
+              </w:rPr>
+              <w:t xml:space="preserve">(b) Use at least three values from the cart's motion (for example, its speed at different times) as evidence.</w:t>
+            </w:r>
+          </w:p>
+          <w:p>
+            <w:pPr>
+              <w:spacing w:after="40" w:before="0"/>
+              <w:jc w:val="left"/>
+            </w:pPr>
+            <w:r>
+              <w:rPr>
+                <w:rFonts w:ascii="Arial" w:cs="Arial" w:eastAsia="Arial" w:hAnsi="Arial"/>
+                <w:b/>
+                <w:bCs/>
+                <w:i w:val="false"/>
+                <w:iCs w:val="false"/>
+                <w:color w:val="000000"/>
+                <w:sz w:val="18"/>
+                <w:szCs w:val="18"/>
+              </w:rPr>
+              <w:t xml:space="preserve">(c) Explain why the cart started slowly, and why the crash felt so sudden, using the idea of how distance changes with time.</w:t>
+            </w:r>
+          </w:p>
+          <w:p>
+            <w:pPr>
+              <w:spacing w:after="40" w:before="0"/>
+              <w:jc w:val="left"/>
+            </w:pPr>
+            <w:r>
+              <w:rPr>
+                <w:rFonts w:ascii="Arial" w:cs="Arial" w:eastAsia="Arial" w:hAnsi="Arial"/>
+                <w:b/>
+                <w:bCs/>
+                <w:i w:val="false"/>
+                <w:iCs w:val="false"/>
+                <w:color w:val="000000"/>
+                <w:sz w:val="18"/>
+                <w:szCs w:val="18"/>
+              </w:rPr>
+              <w:t xml:space="preserve">(d) Say whether the cart's motion is free fall, and explain your answer.</w:t>
             </w:r>
           </w:p>
         </w:tc>
@@ -668,7 +687,7 @@
                 <w:sz w:val="22"/>
                 <w:szCs w:val="22"/>
               </w:rPr>
-              <w:t xml:space="preserve">Part 2: Predicting speed, distance and time with the equations</w:t>
+              <w:t xml:space="preserve">Part 2: Predicting the crash using the equations of linear motion</w:t>
             </w:r>
           </w:p>
         </w:tc>
@@ -702,83 +721,83 @@
                 <w:sz w:val="18"/>
                 <w:szCs w:val="18"/>
               </w:rPr>
-              <w:t xml:space="preserve">Your class found that the mkokoteni's constant acceleration down the escarpment is about 3 m/s². It starts from rest (u = 0).</w:t>
-            </w:r>
-          </w:p>
-          <w:p>
-            <w:pPr>
-              <w:spacing w:after="40" w:before="0"/>
-              <w:jc w:val="left"/>
-            </w:pPr>
-            <w:r>
-              <w:rPr>
-                <w:rFonts w:ascii="Arial" w:cs="Arial" w:eastAsia="Arial" w:hAnsi="Arial"/>
-                <w:b/>
-                <w:bCs/>
-                <w:i w:val="false"/>
-                <w:iCs w:val="false"/>
-                <w:color w:val="000000"/>
-                <w:sz w:val="18"/>
-                <w:szCs w:val="18"/>
-              </w:rPr>
-              <w:t xml:space="preserve">(a) Which equations of linear motion would you choose to find its speed and its distance after 4 s? Write the GIVEN and FIND quantities first, then calculate both.</w:t>
-            </w:r>
-          </w:p>
-          <w:p>
-            <w:pPr>
-              <w:spacing w:after="40" w:before="0"/>
-              <w:jc w:val="left"/>
-            </w:pPr>
-            <w:r>
-              <w:rPr>
-                <w:rFonts w:ascii="Arial" w:cs="Arial" w:eastAsia="Arial" w:hAnsi="Arial"/>
-                <w:b/>
-                <w:bCs/>
-                <w:i w:val="false"/>
-                <w:iCs w:val="false"/>
-                <w:color w:val="000000"/>
-                <w:sz w:val="18"/>
-                <w:szCs w:val="18"/>
-              </w:rPr>
-              <w:t xml:space="preserve">(b) Witnesses said the cart was moving at about 40 m/s when it crashed. How long had it been rolling at that moment? Show your working.</w:t>
-            </w:r>
-          </w:p>
-          <w:p>
-            <w:pPr>
-              <w:spacing w:after="40" w:before="0"/>
-              <w:jc w:val="left"/>
-            </w:pPr>
-            <w:r>
-              <w:rPr>
-                <w:rFonts w:ascii="Arial" w:cs="Arial" w:eastAsia="Arial" w:hAnsi="Arial"/>
-                <w:b/>
-                <w:bCs/>
-                <w:i w:val="false"/>
-                <w:iCs w:val="false"/>
-                <w:color w:val="000000"/>
-                <w:sz w:val="18"/>
-                <w:szCs w:val="18"/>
-              </w:rPr>
-              <w:t xml:space="preserve">(c) Use v² = u² + 2as to find how far down the road the cart had travelled when it reached 40 m/s. Give your answer to the nearest metre.</w:t>
-            </w:r>
-          </w:p>
-          <w:p>
-            <w:pPr>
-              <w:spacing w:after="40" w:before="0"/>
-              <w:jc w:val="left"/>
-            </w:pPr>
-            <w:r>
-              <w:rPr>
-                <w:rFonts w:ascii="Arial" w:cs="Arial" w:eastAsia="Arial" w:hAnsi="Arial"/>
-                <w:b/>
-                <w:bCs/>
-                <w:i w:val="false"/>
-                <w:iCs w:val="false"/>
-                <w:color w:val="000000"/>
-                <w:sz w:val="18"/>
-                <w:szCs w:val="18"/>
-              </w:rPr>
-              <w:t xml:space="preserve">(d) Explain, using your answers, why we can say we CAN predict how fast and how far the cart travels before it crashes.</w:t>
+              <w:t xml:space="preserve">The cart is released from rest (u = 0) with a = 2.0 m/s² and crashes after travelling 100 m along the slope.</w:t>
+            </w:r>
+          </w:p>
+          <w:p>
+            <w:pPr>
+              <w:spacing w:after="40" w:before="0"/>
+              <w:jc w:val="left"/>
+            </w:pPr>
+            <w:r>
+              <w:rPr>
+                <w:rFonts w:ascii="Arial" w:cs="Arial" w:eastAsia="Arial" w:hAnsi="Arial"/>
+                <w:b/>
+                <w:bCs/>
+                <w:i w:val="false"/>
+                <w:iCs w:val="false"/>
+                <w:color w:val="000000"/>
+                <w:sz w:val="18"/>
+                <w:szCs w:val="18"/>
+              </w:rPr>
+              <w:t xml:space="preserve">(a) List the five variables used in the equations of linear motion and the knowns and the unknown for finding the speed at the crash.</w:t>
+            </w:r>
+          </w:p>
+          <w:p>
+            <w:pPr>
+              <w:spacing w:after="40" w:before="0"/>
+              <w:jc w:val="left"/>
+            </w:pPr>
+            <w:r>
+              <w:rPr>
+                <w:rFonts w:ascii="Arial" w:cs="Arial" w:eastAsia="Arial" w:hAnsi="Arial"/>
+                <w:b/>
+                <w:bCs/>
+                <w:i w:val="false"/>
+                <w:iCs w:val="false"/>
+                <w:color w:val="000000"/>
+                <w:sz w:val="18"/>
+                <w:szCs w:val="18"/>
+              </w:rPr>
+              <w:t xml:space="preserve">(b) Choose one of the four equations of linear motion, explain in words why it is the right one, and calculate the speed at the crash in m/s and in km/h.</w:t>
+            </w:r>
+          </w:p>
+          <w:p>
+            <w:pPr>
+              <w:spacing w:after="40" w:before="0"/>
+              <w:jc w:val="left"/>
+            </w:pPr>
+            <w:r>
+              <w:rPr>
+                <w:rFonts w:ascii="Arial" w:cs="Arial" w:eastAsia="Arial" w:hAnsi="Arial"/>
+                <w:b/>
+                <w:bCs/>
+                <w:i w:val="false"/>
+                <w:iCs w:val="false"/>
+                <w:color w:val="000000"/>
+                <w:sz w:val="18"/>
+                <w:szCs w:val="18"/>
+              </w:rPr>
+              <w:t xml:space="preserve">(c) Use a different equation to find the time taken to reach the lorry, and show that it agrees with the data from the lessons.</w:t>
+            </w:r>
+          </w:p>
+          <w:p>
+            <w:pPr>
+              <w:spacing w:after="40" w:before="0"/>
+              <w:jc w:val="left"/>
+            </w:pPr>
+            <w:r>
+              <w:rPr>
+                <w:rFonts w:ascii="Arial" w:cs="Arial" w:eastAsia="Arial" w:hAnsi="Arial"/>
+                <w:b/>
+                <w:bCs/>
+                <w:i w:val="false"/>
+                <w:iCs w:val="false"/>
+                <w:color w:val="000000"/>
+                <w:sz w:val="18"/>
+                <w:szCs w:val="18"/>
+              </w:rPr>
+              <w:t xml:space="preserve">(d) Find the speed of the cart after it has travelled 25 m. Then compare 25 m with 100 m: by what factor has the distance changed, by what factor has the speed changed, and what does this tell you about how speed depends on distance?</w:t>
             </w:r>
           </w:p>
         </w:tc>
@@ -874,7 +893,7 @@
                 <w:sz w:val="22"/>
                 <w:szCs w:val="22"/>
               </w:rPr>
-              <w:t xml:space="preserve">Part 3: Speed along the escarpment and a model of the cart</w:t>
+              <w:t xml:space="preserve">Part 3: Free fall compared with the cart</w:t>
             </w:r>
           </w:p>
         </w:tc>
@@ -908,488 +927,83 @@
                 <w:sz w:val="18"/>
                 <w:szCs w:val="18"/>
               </w:rPr>
-              <w:t xml:space="preserve">Use a = 3 m/s² and u = 0 for the mkokoteni. Complete the table by calculating the speed v at each distance marker from the start, using the correct equation.</w:t>
-            </w:r>
-          </w:p>
-          <w:p>
-            <w:pPr>
-              <w:spacing w:after="40" w:before="0"/>
-              <w:jc w:val="left"/>
-            </w:pPr>
-            <w:r>
-              <w:rPr>
-                <w:rFonts w:ascii="Arial" w:cs="Arial" w:eastAsia="Arial" w:hAnsi="Arial"/>
-                <w:b/>
-                <w:bCs/>
-                <w:i w:val="false"/>
-                <w:iCs w:val="false"/>
-                <w:color w:val="000000"/>
-                <w:sz w:val="18"/>
-                <w:szCs w:val="18"/>
-              </w:rPr>
-              <w:t xml:space="preserve"/>
-            </w:r>
-          </w:p>
-          <w:tbl>
-            <w:tblPr>
-              <w:tblW w:type="dxa" w:w="13320"/>
-              <w:tblBorders>
-                <w:top w:val="single" w:color="AAAAAA" w:sz="4"/>
-                <w:left w:val="single" w:color="AAAAAA" w:sz="4"/>
-                <w:bottom w:val="single" w:color="AAAAAA" w:sz="4"/>
-                <w:right w:val="single" w:color="AAAAAA" w:sz="4"/>
-                <w:insideH w:val="single" w:color="auto" w:sz="4"/>
-                <w:insideV w:val="single" w:color="auto" w:sz="4"/>
-              </w:tblBorders>
-              <w:tblLayout w:type="fixed"/>
-            </w:tblPr>
-            <w:tblGrid>
-              <w:gridCol w:w="6660"/>
-              <w:gridCol w:w="6660"/>
-            </w:tblGrid>
-            <w:tr>
-              <w:tc>
-                <w:tcPr>
-                  <w:tcW w:type="dxa" w:w="6660"/>
-                  <w:shd w:fill="D5E8F0" w:color="auto" w:val="clear"/>
-                  <w:tcMar>
-                    <w:top w:type="dxa" w:w="60"/>
-                    <w:left w:type="dxa" w:w="120"/>
-                    <w:bottom w:type="dxa" w:w="60"/>
-                    <w:right w:type="dxa" w:w="120"/>
-                  </w:tcMar>
-                  <w:vAlign w:val="top"/>
-                </w:tcPr>
-                <w:p>
-                  <w:pPr>
-                    <w:spacing w:after="40" w:before="0"/>
-                    <w:jc w:val="left"/>
-                  </w:pPr>
-                  <w:r>
-                    <w:rPr>
-                      <w:rFonts w:ascii="Arial" w:cs="Arial" w:eastAsia="Arial" w:hAnsi="Arial"/>
-                      <w:b/>
-                      <w:bCs/>
-                      <w:i w:val="false"/>
-                      <w:iCs w:val="false"/>
-                      <w:color w:val="000000"/>
-                      <w:sz w:val="18"/>
-                      <w:szCs w:val="18"/>
-                    </w:rPr>
-                    <w:t xml:space="preserve">Distance from start, s (m)</w:t>
-                  </w:r>
-                </w:p>
-              </w:tc>
-              <w:tc>
-                <w:tcPr>
-                  <w:tcW w:type="dxa" w:w="6660"/>
-                  <w:shd w:fill="D5E8F0" w:color="auto" w:val="clear"/>
-                  <w:tcMar>
-                    <w:top w:type="dxa" w:w="60"/>
-                    <w:left w:type="dxa" w:w="120"/>
-                    <w:bottom w:type="dxa" w:w="60"/>
-                    <w:right w:type="dxa" w:w="120"/>
-                  </w:tcMar>
-                  <w:vAlign w:val="top"/>
-                </w:tcPr>
-                <w:p>
-                  <w:pPr>
-                    <w:spacing w:after="40" w:before="0"/>
-                    <w:jc w:val="left"/>
-                  </w:pPr>
-                  <w:r>
-                    <w:rPr>
-                      <w:rFonts w:ascii="Arial" w:cs="Arial" w:eastAsia="Arial" w:hAnsi="Arial"/>
-                      <w:b/>
-                      <w:bCs/>
-                      <w:i w:val="false"/>
-                      <w:iCs w:val="false"/>
-                      <w:color w:val="000000"/>
-                      <w:sz w:val="18"/>
-                      <w:szCs w:val="18"/>
-                    </w:rPr>
-                    <w:t xml:space="preserve">Speed, v (m/s)</w:t>
-                  </w:r>
-                </w:p>
-              </w:tc>
-            </w:tr>
-            <w:tr>
-              <w:tc>
-                <w:tcPr>
-                  <w:tcW w:type="dxa" w:w="6660"/>
-                  <w:shd w:fill="FFFFFF" w:color="auto" w:val="clear"/>
-                  <w:tcMar>
-                    <w:top w:type="dxa" w:w="60"/>
-                    <w:left w:type="dxa" w:w="120"/>
-                    <w:bottom w:type="dxa" w:w="60"/>
-                    <w:right w:type="dxa" w:w="120"/>
-                  </w:tcMar>
-                  <w:vAlign w:val="top"/>
-                </w:tcPr>
-                <w:p>
-                  <w:pPr>
-                    <w:spacing w:after="40" w:before="0"/>
-                    <w:jc w:val="left"/>
-                  </w:pPr>
-                  <w:r>
-                    <w:rPr>
-                      <w:rFonts w:ascii="Arial" w:cs="Arial" w:eastAsia="Arial" w:hAnsi="Arial"/>
-                      <w:b w:val="false"/>
-                      <w:bCs w:val="false"/>
-                      <w:i w:val="false"/>
-                      <w:iCs w:val="false"/>
-                      <w:color w:val="000000"/>
-                      <w:sz w:val="18"/>
-                      <w:szCs w:val="18"/>
-                    </w:rPr>
-                    <w:t xml:space="preserve">0</w:t>
-                  </w:r>
-                </w:p>
-              </w:tc>
-              <w:tc>
-                <w:tcPr>
-                  <w:tcW w:type="dxa" w:w="6660"/>
-                  <w:shd w:fill="FFFFFF" w:color="auto" w:val="clear"/>
-                  <w:tcMar>
-                    <w:top w:type="dxa" w:w="60"/>
-                    <w:left w:type="dxa" w:w="120"/>
-                    <w:bottom w:type="dxa" w:w="60"/>
-                    <w:right w:type="dxa" w:w="120"/>
-                  </w:tcMar>
-                  <w:vAlign w:val="top"/>
-                </w:tcPr>
-                <w:p>
-                  <w:pPr>
-                    <w:spacing w:after="60" w:before="0"/>
-                    <w:jc w:val="left"/>
-                  </w:pPr>
-                  <w:r>
-                    <w:rPr>
-                      <w:rFonts w:ascii="Arial" w:cs="Arial" w:eastAsia="Arial" w:hAnsi="Arial"/>
-                      <w:b w:val="false"/>
-                      <w:bCs w:val="false"/>
-                      <w:i w:val="false"/>
-                      <w:iCs w:val="false"/>
-                      <w:color w:val="000000"/>
-                      <w:sz w:val="18"/>
-                      <w:szCs w:val="18"/>
-                    </w:rPr>
-                    <w:t xml:space="preserve"/>
-                  </w:r>
-                </w:p>
-              </w:tc>
-            </w:tr>
-            <w:tr>
-              <w:tc>
-                <w:tcPr>
-                  <w:tcW w:type="dxa" w:w="6660"/>
-                  <w:shd w:fill="FFFFFF" w:color="auto" w:val="clear"/>
-                  <w:tcMar>
-                    <w:top w:type="dxa" w:w="60"/>
-                    <w:left w:type="dxa" w:w="120"/>
-                    <w:bottom w:type="dxa" w:w="60"/>
-                    <w:right w:type="dxa" w:w="120"/>
-                  </w:tcMar>
-                  <w:vAlign w:val="top"/>
-                </w:tcPr>
-                <w:p>
-                  <w:pPr>
-                    <w:spacing w:after="40" w:before="0"/>
-                    <w:jc w:val="left"/>
-                  </w:pPr>
-                  <w:r>
-                    <w:rPr>
-                      <w:rFonts w:ascii="Arial" w:cs="Arial" w:eastAsia="Arial" w:hAnsi="Arial"/>
-                      <w:b w:val="false"/>
-                      <w:bCs w:val="false"/>
-                      <w:i w:val="false"/>
-                      <w:iCs w:val="false"/>
-                      <w:color w:val="000000"/>
-                      <w:sz w:val="18"/>
-                      <w:szCs w:val="18"/>
-                    </w:rPr>
-                    <w:t xml:space="preserve">50</w:t>
-                  </w:r>
-                </w:p>
-              </w:tc>
-              <w:tc>
-                <w:tcPr>
-                  <w:tcW w:type="dxa" w:w="6660"/>
-                  <w:shd w:fill="FFFFFF" w:color="auto" w:val="clear"/>
-                  <w:tcMar>
-                    <w:top w:type="dxa" w:w="60"/>
-                    <w:left w:type="dxa" w:w="120"/>
-                    <w:bottom w:type="dxa" w:w="60"/>
-                    <w:right w:type="dxa" w:w="120"/>
-                  </w:tcMar>
-                  <w:vAlign w:val="top"/>
-                </w:tcPr>
-                <w:p>
-                  <w:pPr>
-                    <w:spacing w:after="60" w:before="0"/>
-                    <w:jc w:val="left"/>
-                  </w:pPr>
-                  <w:r>
-                    <w:rPr>
-                      <w:rFonts w:ascii="Arial" w:cs="Arial" w:eastAsia="Arial" w:hAnsi="Arial"/>
-                      <w:b w:val="false"/>
-                      <w:bCs w:val="false"/>
-                      <w:i w:val="false"/>
-                      <w:iCs w:val="false"/>
-                      <w:color w:val="000000"/>
-                      <w:sz w:val="18"/>
-                      <w:szCs w:val="18"/>
-                    </w:rPr>
-                    <w:t xml:space="preserve"/>
-                  </w:r>
-                </w:p>
-              </w:tc>
-            </w:tr>
-            <w:tr>
-              <w:tc>
-                <w:tcPr>
-                  <w:tcW w:type="dxa" w:w="6660"/>
-                  <w:shd w:fill="FFFFFF" w:color="auto" w:val="clear"/>
-                  <w:tcMar>
-                    <w:top w:type="dxa" w:w="60"/>
-                    <w:left w:type="dxa" w:w="120"/>
-                    <w:bottom w:type="dxa" w:w="60"/>
-                    <w:right w:type="dxa" w:w="120"/>
-                  </w:tcMar>
-                  <w:vAlign w:val="top"/>
-                </w:tcPr>
-                <w:p>
-                  <w:pPr>
-                    <w:spacing w:after="40" w:before="0"/>
-                    <w:jc w:val="left"/>
-                  </w:pPr>
-                  <w:r>
-                    <w:rPr>
-                      <w:rFonts w:ascii="Arial" w:cs="Arial" w:eastAsia="Arial" w:hAnsi="Arial"/>
-                      <w:b w:val="false"/>
-                      <w:bCs w:val="false"/>
-                      <w:i w:val="false"/>
-                      <w:iCs w:val="false"/>
-                      <w:color w:val="000000"/>
-                      <w:sz w:val="18"/>
-                      <w:szCs w:val="18"/>
-                    </w:rPr>
-                    <w:t xml:space="preserve">100</w:t>
-                  </w:r>
-                </w:p>
-              </w:tc>
-              <w:tc>
-                <w:tcPr>
-                  <w:tcW w:type="dxa" w:w="6660"/>
-                  <w:shd w:fill="FFFFFF" w:color="auto" w:val="clear"/>
-                  <w:tcMar>
-                    <w:top w:type="dxa" w:w="60"/>
-                    <w:left w:type="dxa" w:w="120"/>
-                    <w:bottom w:type="dxa" w:w="60"/>
-                    <w:right w:type="dxa" w:w="120"/>
-                  </w:tcMar>
-                  <w:vAlign w:val="top"/>
-                </w:tcPr>
-                <w:p>
-                  <w:pPr>
-                    <w:spacing w:after="60" w:before="0"/>
-                    <w:jc w:val="left"/>
-                  </w:pPr>
-                  <w:r>
-                    <w:rPr>
-                      <w:rFonts w:ascii="Arial" w:cs="Arial" w:eastAsia="Arial" w:hAnsi="Arial"/>
-                      <w:b w:val="false"/>
-                      <w:bCs w:val="false"/>
-                      <w:i w:val="false"/>
-                      <w:iCs w:val="false"/>
-                      <w:color w:val="000000"/>
-                      <w:sz w:val="18"/>
-                      <w:szCs w:val="18"/>
-                    </w:rPr>
-                    <w:t xml:space="preserve"/>
-                  </w:r>
-                </w:p>
-              </w:tc>
-            </w:tr>
-            <w:tr>
-              <w:tc>
-                <w:tcPr>
-                  <w:tcW w:type="dxa" w:w="6660"/>
-                  <w:shd w:fill="FFFFFF" w:color="auto" w:val="clear"/>
-                  <w:tcMar>
-                    <w:top w:type="dxa" w:w="60"/>
-                    <w:left w:type="dxa" w:w="120"/>
-                    <w:bottom w:type="dxa" w:w="60"/>
-                    <w:right w:type="dxa" w:w="120"/>
-                  </w:tcMar>
-                  <w:vAlign w:val="top"/>
-                </w:tcPr>
-                <w:p>
-                  <w:pPr>
-                    <w:spacing w:after="40" w:before="0"/>
-                    <w:jc w:val="left"/>
-                  </w:pPr>
-                  <w:r>
-                    <w:rPr>
-                      <w:rFonts w:ascii="Arial" w:cs="Arial" w:eastAsia="Arial" w:hAnsi="Arial"/>
-                      <w:b w:val="false"/>
-                      <w:bCs w:val="false"/>
-                      <w:i w:val="false"/>
-                      <w:iCs w:val="false"/>
-                      <w:color w:val="000000"/>
-                      <w:sz w:val="18"/>
-                      <w:szCs w:val="18"/>
-                    </w:rPr>
-                    <w:t xml:space="preserve">200</w:t>
-                  </w:r>
-                </w:p>
-              </w:tc>
-              <w:tc>
-                <w:tcPr>
-                  <w:tcW w:type="dxa" w:w="6660"/>
-                  <w:shd w:fill="FFFFFF" w:color="auto" w:val="clear"/>
-                  <w:tcMar>
-                    <w:top w:type="dxa" w:w="60"/>
-                    <w:left w:type="dxa" w:w="120"/>
-                    <w:bottom w:type="dxa" w:w="60"/>
-                    <w:right w:type="dxa" w:w="120"/>
-                  </w:tcMar>
-                  <w:vAlign w:val="top"/>
-                </w:tcPr>
-                <w:p>
-                  <w:pPr>
-                    <w:spacing w:after="60" w:before="0"/>
-                    <w:jc w:val="left"/>
-                  </w:pPr>
-                  <w:r>
-                    <w:rPr>
-                      <w:rFonts w:ascii="Arial" w:cs="Arial" w:eastAsia="Arial" w:hAnsi="Arial"/>
-                      <w:b w:val="false"/>
-                      <w:bCs w:val="false"/>
-                      <w:i w:val="false"/>
-                      <w:iCs w:val="false"/>
-                      <w:color w:val="000000"/>
-                      <w:sz w:val="18"/>
-                      <w:szCs w:val="18"/>
-                    </w:rPr>
-                    <w:t xml:space="preserve"/>
-                  </w:r>
-                </w:p>
-              </w:tc>
-            </w:tr>
-          </w:tbl>
-          <w:p>
-            <w:pPr>
-              <w:spacing w:after="60" w:before="0"/>
-              <w:jc w:val="left"/>
-            </w:pPr>
-            <w:r>
-              <w:rPr>
-                <w:rFonts w:ascii="Arial" w:cs="Arial" w:eastAsia="Arial" w:hAnsi="Arial"/>
-                <w:b w:val="false"/>
-                <w:bCs w:val="false"/>
-                <w:i w:val="false"/>
-                <w:iCs w:val="false"/>
-                <w:color w:val="000000"/>
-                <w:sz w:val="18"/>
-                <w:szCs w:val="18"/>
-              </w:rPr>
-              <w:t xml:space="preserve"/>
-            </w:r>
-          </w:p>
-          <w:p>
-            <w:pPr>
-              <w:spacing w:after="40" w:before="0"/>
-              <w:jc w:val="left"/>
-            </w:pPr>
-            <w:r>
-              <w:rPr>
-                <w:rFonts w:ascii="Arial" w:cs="Arial" w:eastAsia="Arial" w:hAnsi="Arial"/>
-                <w:b/>
-                <w:bCs/>
-                <w:i w:val="false"/>
-                <w:iCs w:val="false"/>
-                <w:color w:val="000000"/>
-                <w:sz w:val="18"/>
-                <w:szCs w:val="18"/>
-              </w:rPr>
-              <w:t xml:space="preserve"/>
-            </w:r>
-          </w:p>
-          <w:p>
-            <w:pPr>
-              <w:spacing w:after="40" w:before="0"/>
-              <w:jc w:val="left"/>
-            </w:pPr>
-            <w:r>
-              <w:rPr>
-                <w:rFonts w:ascii="Arial" w:cs="Arial" w:eastAsia="Arial" w:hAnsi="Arial"/>
-                <w:b/>
-                <w:bCs/>
-                <w:i w:val="false"/>
-                <w:iCs w:val="false"/>
-                <w:color w:val="000000"/>
-                <w:sz w:val="18"/>
-                <w:szCs w:val="18"/>
-              </w:rPr>
-              <w:t xml:space="preserve">(a) Fill in the speed column (one decimal place) and show one full calculation.</w:t>
-            </w:r>
-          </w:p>
-          <w:p>
-            <w:pPr>
-              <w:spacing w:after="40" w:before="0"/>
-              <w:jc w:val="left"/>
-            </w:pPr>
-            <w:r>
-              <w:rPr>
-                <w:rFonts w:ascii="Arial" w:cs="Arial" w:eastAsia="Arial" w:hAnsi="Arial"/>
-                <w:b/>
-                <w:bCs/>
-                <w:i w:val="false"/>
-                <w:iCs w:val="false"/>
-                <w:color w:val="000000"/>
-                <w:sz w:val="18"/>
-                <w:szCs w:val="18"/>
-              </w:rPr>
-              <w:t xml:space="preserve">(b) From 50 m to 100 m the distance doubles. Does the speed double as well? Use your table to answer and explain what this tells you about the relationship between speed and distance.</w:t>
-            </w:r>
-          </w:p>
-          <w:p>
-            <w:pPr>
-              <w:spacing w:after="40" w:before="0"/>
-              <w:jc w:val="left"/>
-            </w:pPr>
-            <w:r>
-              <w:rPr>
-                <w:rFonts w:ascii="Arial" w:cs="Arial" w:eastAsia="Arial" w:hAnsi="Arial"/>
-                <w:b/>
-                <w:bCs/>
-                <w:i w:val="false"/>
-                <w:iCs w:val="false"/>
-                <w:color w:val="000000"/>
-                <w:sz w:val="18"/>
-                <w:szCs w:val="18"/>
-              </w:rPr>
-              <w:t xml:space="preserve">(c) You are drawing the class wall model of the mkokoteni descending the escarpment. Describe what the velocity arrows at these four markers should look like, and name two more labels or symbols you would add to the model to show how a crash could be prevented.</w:t>
-            </w:r>
-          </w:p>
-          <w:p>
-            <w:pPr>
-              <w:spacing w:after="60" w:before="0"/>
-              <w:jc w:val="left"/>
-            </w:pPr>
-            <w:r>
-              <w:rPr>
-                <w:rFonts w:ascii="Arial" w:cs="Arial" w:eastAsia="Arial" w:hAnsi="Arial"/>
-                <w:b w:val="false"/>
-                <w:bCs w:val="false"/>
-                <w:i w:val="false"/>
-                <w:iCs w:val="false"/>
-                <w:color w:val="000000"/>
-                <w:sz w:val="18"/>
-                <w:szCs w:val="18"/>
-              </w:rPr>
-              <w:t xml:space="preserve"/>
+              <w:t xml:space="preserve">Class drop data: a rubber bung, a stone and a crumpled paper ball were each dropped from h = 2.0 m. The mean times of 5 trials were 0.63 s, 0.64 s and 0.65 s respectively.</w:t>
+            </w:r>
+          </w:p>
+          <w:p>
+            <w:pPr>
+              <w:spacing w:after="40" w:before="0"/>
+              <w:jc w:val="left"/>
+            </w:pPr>
+            <w:r>
+              <w:rPr>
+                <w:rFonts w:ascii="Arial" w:cs="Arial" w:eastAsia="Arial" w:hAnsi="Arial"/>
+                <w:b/>
+                <w:bCs/>
+                <w:i w:val="false"/>
+                <w:iCs w:val="false"/>
+                <w:color w:val="000000"/>
+                <w:sz w:val="18"/>
+                <w:szCs w:val="18"/>
+              </w:rPr>
+              <w:t xml:space="preserve">(a) What do these results show about the effect of mass on how objects fall when air resistance is negligible?</w:t>
+            </w:r>
+          </w:p>
+          <w:p>
+            <w:pPr>
+              <w:spacing w:after="40" w:before="0"/>
+              <w:jc w:val="left"/>
+            </w:pPr>
+            <w:r>
+              <w:rPr>
+                <w:rFonts w:ascii="Arial" w:cs="Arial" w:eastAsia="Arial" w:hAnsi="Arial"/>
+                <w:b/>
+                <w:bCs/>
+                <w:i w:val="false"/>
+                <w:iCs w:val="false"/>
+                <w:color w:val="000000"/>
+                <w:sz w:val="18"/>
+                <w:szCs w:val="18"/>
+              </w:rPr>
+              <w:t xml:space="preserve">(b) Use the class mean time of 0.64 s to estimate g, and explain why we use g = 10 m/s² in calculations.</w:t>
+            </w:r>
+          </w:p>
+          <w:p>
+            <w:pPr>
+              <w:spacing w:after="40" w:before="0"/>
+              <w:jc w:val="left"/>
+            </w:pPr>
+            <w:r>
+              <w:rPr>
+                <w:rFonts w:ascii="Arial" w:cs="Arial" w:eastAsia="Arial" w:hAnsi="Arial"/>
+                <w:b/>
+                <w:bCs/>
+                <w:i w:val="false"/>
+                <w:iCs w:val="false"/>
+                <w:color w:val="000000"/>
+                <w:sz w:val="18"/>
+                <w:szCs w:val="18"/>
+              </w:rPr>
+              <w:t xml:space="preserve">(c) A stone is dropped from rest through a vertical drop of 20 m, the same vertical drop as the cart's. Calculate the time taken and the speed on reaching the ground.</w:t>
+            </w:r>
+          </w:p>
+          <w:p>
+            <w:pPr>
+              <w:spacing w:after="40" w:before="0"/>
+              <w:jc w:val="left"/>
+            </w:pPr>
+            <w:r>
+              <w:rPr>
+                <w:rFonts w:ascii="Arial" w:cs="Arial" w:eastAsia="Arial" w:hAnsi="Arial"/>
+                <w:b/>
+                <w:bCs/>
+                <w:i w:val="false"/>
+                <w:iCs w:val="false"/>
+                <w:color w:val="000000"/>
+                <w:sz w:val="18"/>
+                <w:szCs w:val="18"/>
+              </w:rPr>
+              <w:t xml:space="preserve">(d) Compare your answers in (c) with the cart's time and speed. Explain the difference in time using the idea of the slope, and say what type of slope free fall represents.</w:t>
             </w:r>
           </w:p>
         </w:tc>
@@ -1485,7 +1099,7 @@
                 <w:sz w:val="22"/>
                 <w:szCs w:val="22"/>
               </w:rPr>
-              <w:t xml:space="preserve">Part 4: Free fall – the mango and the cart</w:t>
+              <w:t xml:space="preserve">Part 4: Slowing down and the sign convention</w:t>
             </w:r>
           </w:p>
         </w:tc>
@@ -1519,64 +1133,64 @@
                 <w:sz w:val="18"/>
                 <w:szCs w:val="18"/>
               </w:rPr>
-              <w:t xml:space="preserve">Your class dropped a rubber bung, a crumpled paper ball and a small stone from 2 m and observed what happened. Now think about a ripe mango falling from a tree near Kisumu and the mkokoteni on the escarpment. Use g = 10 m/s².</w:t>
-            </w:r>
-          </w:p>
-          <w:p>
-            <w:pPr>
-              <w:spacing w:after="40" w:before="0"/>
-              <w:jc w:val="left"/>
-            </w:pPr>
-            <w:r>
-              <w:rPr>
-                <w:rFonts w:ascii="Arial" w:cs="Arial" w:eastAsia="Arial" w:hAnsi="Arial"/>
-                <w:b/>
-                <w:bCs/>
-                <w:i w:val="false"/>
-                <w:iCs w:val="false"/>
-                <w:color w:val="000000"/>
-                <w:sz w:val="18"/>
-                <w:szCs w:val="18"/>
-              </w:rPr>
-              <w:t xml:space="preserve">(a) Describe what you saw in the drop experiment when two objects of different mass were dropped together. Explain why a heavy object does not fall faster than a light one.</w:t>
-            </w:r>
-          </w:p>
-          <w:p>
-            <w:pPr>
-              <w:spacing w:after="40" w:before="0"/>
-              <w:jc w:val="left"/>
-            </w:pPr>
-            <w:r>
-              <w:rPr>
-                <w:rFonts w:ascii="Arial" w:cs="Arial" w:eastAsia="Arial" w:hAnsi="Arial"/>
-                <w:b/>
-                <w:bCs/>
-                <w:i w:val="false"/>
-                <w:iCs w:val="false"/>
-                <w:color w:val="000000"/>
-                <w:sz w:val="18"/>
-                <w:szCs w:val="18"/>
-              </w:rPr>
-              <w:t xml:space="preserve">(b) A mango is released from rest and falls freely for 2 s. Calculate its speed after 2 s and the distance it falls.</w:t>
-            </w:r>
-          </w:p>
-          <w:p>
-            <w:pPr>
-              <w:spacing w:after="40" w:before="0"/>
-              <w:jc w:val="left"/>
-            </w:pPr>
-            <w:r>
-              <w:rPr>
-                <w:rFonts w:ascii="Arial" w:cs="Arial" w:eastAsia="Arial" w:hAnsi="Arial"/>
-                <w:b/>
-                <w:bCs/>
-                <w:i w:val="false"/>
-                <w:iCs w:val="false"/>
-                <w:color w:val="000000"/>
-                <w:sz w:val="18"/>
-                <w:szCs w:val="18"/>
-              </w:rPr>
-              <w:t xml:space="preserve">(c) The mkokoteni's acceleration (about 3 m/s²) is smaller than g. Explain how free fall is related to the mkokoteni's motion, and say why the mkokoteni's acceleration is not equal to g.</w:t>
+              <w:t xml:space="preserve">A boda-boda rider, Otieno, is travelling at 15 m/s and brakes before a police check with a constant acceleration of -3 m/s².</w:t>
+            </w:r>
+          </w:p>
+          <w:p>
+            <w:pPr>
+              <w:spacing w:after="40" w:before="0"/>
+              <w:jc w:val="left"/>
+            </w:pPr>
+            <w:r>
+              <w:rPr>
+                <w:rFonts w:ascii="Arial" w:cs="Arial" w:eastAsia="Arial" w:hAnsi="Arial"/>
+                <w:b/>
+                <w:bCs/>
+                <w:i w:val="false"/>
+                <w:iCs w:val="false"/>
+                <w:color w:val="000000"/>
+                <w:sz w:val="18"/>
+                <w:szCs w:val="18"/>
+              </w:rPr>
+              <w:t xml:space="preserve">(a) Explain what the negative sign tells you, and compare it with the sign of the cart's acceleration down the slope.</w:t>
+            </w:r>
+          </w:p>
+          <w:p>
+            <w:pPr>
+              <w:spacing w:after="40" w:before="0"/>
+              <w:jc w:val="left"/>
+            </w:pPr>
+            <w:r>
+              <w:rPr>
+                <w:rFonts w:ascii="Arial" w:cs="Arial" w:eastAsia="Arial" w:hAnsi="Arial"/>
+                <w:b/>
+                <w:bCs/>
+                <w:i w:val="false"/>
+                <w:iCs w:val="false"/>
+                <w:color w:val="000000"/>
+                <w:sz w:val="18"/>
+                <w:szCs w:val="18"/>
+              </w:rPr>
+              <w:t xml:space="preserve">(b) Calculate how long Otieno takes to stop and how far he travels while stopping.</w:t>
+            </w:r>
+          </w:p>
+          <w:p>
+            <w:pPr>
+              <w:spacing w:after="40" w:before="0"/>
+              <w:jc w:val="left"/>
+            </w:pPr>
+            <w:r>
+              <w:rPr>
+                <w:rFonts w:ascii="Arial" w:cs="Arial" w:eastAsia="Arial" w:hAnsi="Arial"/>
+                <w:b/>
+                <w:bCs/>
+                <w:i w:val="false"/>
+                <w:iCs w:val="false"/>
+                <w:color w:val="000000"/>
+                <w:sz w:val="18"/>
+                <w:szCs w:val="18"/>
+              </w:rPr>
+              <w:t xml:space="preserve">(c) A ball is thrown upward at 15 m/s from a 20 m high Mombasa rooftop. Taking up as positive, state the acceleration of the ball at the top of its path and explain your answer. Then calculate its velocity when it hits the ground.</w:t>
             </w:r>
           </w:p>
         </w:tc>
@@ -1672,7 +1286,7 @@
                 <w:sz w:val="22"/>
                 <w:szCs w:val="22"/>
               </w:rPr>
-              <w:t xml:space="preserve">Part 5: Road safety and the Pitch to the County Engineer</w:t>
+              <w:t xml:space="preserve">Part 5: Road safety and the final explanation</w:t>
             </w:r>
           </w:p>
         </w:tc>
@@ -1706,64 +1320,83 @@
                 <w:sz w:val="18"/>
                 <w:szCs w:val="18"/>
               </w:rPr>
-              <w:t xml:space="preserve">In Lesson 6 you studied a matatu braking on Mombasa Road. Suppose the matatu brakes with a constant deceleration of 5 m/s² until it stops (v = 0). Use v² = u² + 2as with a = −5 m/s². Convert km/h to m/s by dividing by 3.6.</w:t>
-            </w:r>
-          </w:p>
-          <w:p>
-            <w:pPr>
-              <w:spacing w:after="40" w:before="0"/>
-              <w:jc w:val="left"/>
-            </w:pPr>
-            <w:r>
-              <w:rPr>
-                <w:rFonts w:ascii="Arial" w:cs="Arial" w:eastAsia="Arial" w:hAnsi="Arial"/>
-                <w:b/>
-                <w:bCs/>
-                <w:i w:val="false"/>
-                <w:iCs w:val="false"/>
-                <w:color w:val="000000"/>
-                <w:sz w:val="18"/>
-                <w:szCs w:val="18"/>
-              </w:rPr>
-              <w:t xml:space="preserve">(a) Calculate the braking distance for a matatu travelling at 30 km/h and at 90 km/h (give your answers to one decimal place).</w:t>
-            </w:r>
-          </w:p>
-          <w:p>
-            <w:pPr>
-              <w:spacing w:after="40" w:before="0"/>
-              <w:jc w:val="left"/>
-            </w:pPr>
-            <w:r>
-              <w:rPr>
-                <w:rFonts w:ascii="Arial" w:cs="Arial" w:eastAsia="Arial" w:hAnsi="Arial"/>
-                <w:b/>
-                <w:bCs/>
-                <w:i w:val="false"/>
-                <w:iCs w:val="false"/>
-                <w:color w:val="000000"/>
-                <w:sz w:val="18"/>
-                <w:szCs w:val="18"/>
-              </w:rPr>
-              <w:t xml:space="preserve">(b) Compare the two distances. What happens to braking distance when speed is tripled, and what does this tell you about the relationship between speed and braking distance?</w:t>
-            </w:r>
-          </w:p>
-          <w:p>
-            <w:pPr>
-              <w:spacing w:after="40" w:before="0"/>
-              <w:jc w:val="left"/>
-            </w:pPr>
-            <w:r>
-              <w:rPr>
-                <w:rFonts w:ascii="Arial" w:cs="Arial" w:eastAsia="Arial" w:hAnsi="Arial"/>
-                <w:b/>
-                <w:bCs/>
-                <w:i w:val="false"/>
-                <w:iCs w:val="false"/>
-                <w:color w:val="000000"/>
-                <w:sz w:val="18"/>
-                <w:szCs w:val="18"/>
-              </w:rPr>
-              <w:t xml:space="preserve">(c) Write a short pitch (4–6 sentences) to the Limuru County Engineer. Explain why the mkokoteni kept accelerating, what mathematics could have predicted the crash, and one evidence-based safety measure you recommend for the escarpment road. In your answer, answer the KICD questions: how is free fall important in real life, and how can its dangers be reduced?</w:t>
+              <w:t xml:space="preserve">A matatu on Mombasa Road has a driver reaction time of 1.0 s. On a dry road, braking gives a deceleration of 5 m/s². On a wet road, the deceleration is 2.5 m/s².</w:t>
+            </w:r>
+          </w:p>
+          <w:p>
+            <w:pPr>
+              <w:spacing w:after="40" w:before="0"/>
+              <w:jc w:val="left"/>
+            </w:pPr>
+            <w:r>
+              <w:rPr>
+                <w:rFonts w:ascii="Arial" w:cs="Arial" w:eastAsia="Arial" w:hAnsi="Arial"/>
+                <w:b/>
+                <w:bCs/>
+                <w:i w:val="false"/>
+                <w:iCs w:val="false"/>
+                <w:color w:val="000000"/>
+                <w:sz w:val="18"/>
+                <w:szCs w:val="18"/>
+              </w:rPr>
+              <w:t xml:space="preserve">(a) The matatu travels at 72 km/h. Convert this to m/s, then calculate the reaction distance, the braking distance on a dry road and the total stopping distance.</w:t>
+            </w:r>
+          </w:p>
+          <w:p>
+            <w:pPr>
+              <w:spacing w:after="40" w:before="0"/>
+              <w:jc w:val="left"/>
+            </w:pPr>
+            <w:r>
+              <w:rPr>
+                <w:rFonts w:ascii="Arial" w:cs="Arial" w:eastAsia="Arial" w:hAnsi="Arial"/>
+                <w:b/>
+                <w:bCs/>
+                <w:i w:val="false"/>
+                <w:iCs w:val="false"/>
+                <w:color w:val="000000"/>
+                <w:sz w:val="18"/>
+                <w:szCs w:val="18"/>
+              </w:rPr>
+              <w:t xml:space="preserve">(b) Find the braking distance of the same matatu on a wet road, and compare it with the dry road.</w:t>
+            </w:r>
+          </w:p>
+          <w:p>
+            <w:pPr>
+              <w:spacing w:after="40" w:before="0"/>
+              <w:jc w:val="left"/>
+            </w:pPr>
+            <w:r>
+              <w:rPr>
+                <w:rFonts w:ascii="Arial" w:cs="Arial" w:eastAsia="Arial" w:hAnsi="Arial"/>
+                <w:b/>
+                <w:bCs/>
+                <w:i w:val="false"/>
+                <w:iCs w:val="false"/>
+                <w:color w:val="000000"/>
+                <w:sz w:val="18"/>
+                <w:szCs w:val="18"/>
+              </w:rPr>
+              <w:t xml:space="preserve">(c) The matatu's speed is increased to 108 km/h. Find the new braking distance on a dry road, and say by what factor it has changed compared with part (a) and why.</w:t>
+            </w:r>
+          </w:p>
+          <w:p>
+            <w:pPr>
+              <w:spacing w:after="40" w:before="0"/>
+              <w:jc w:val="left"/>
+            </w:pPr>
+            <w:r>
+              <w:rPr>
+                <w:rFonts w:ascii="Arial" w:cs="Arial" w:eastAsia="Arial" w:hAnsi="Arial"/>
+                <w:b/>
+                <w:bCs/>
+                <w:i w:val="false"/>
+                <w:iCs w:val="false"/>
+                <w:color w:val="000000"/>
+                <w:sz w:val="18"/>
+                <w:szCs w:val="18"/>
+              </w:rPr>
+              <w:t xml:space="preserve">(d) Explain how your answers help us understand why the Kinangop descent has warning signs and why a runaway mkokoteni with no brakes is so dangerous. Suggest TWO ways to reduce the dangers of speed on steep roads.</w:t>
             </w:r>
           </w:p>
         </w:tc>
@@ -2027,7 +1660,7 @@
                 <w:sz w:val="18"/>
                 <w:szCs w:val="18"/>
               </w:rPr>
-              <w:t xml:space="preserve">Scientific explanation of the phenomenon</w:t>
+              <w:t xml:space="preserve">Explaining the phenomenon (claim, evidence, reasoning)</w:t>
             </w:r>
           </w:p>
         </w:tc>
@@ -2059,7 +1692,7 @@
                 <w:sz w:val="18"/>
                 <w:szCs w:val="18"/>
               </w:rPr>
-              <w:t xml:space="preserve">Clearly explains that gravity is a constant unbalanced force down the slope that produces constant acceleration, rejects the 'something is pushing it' idea, and links acceleration to velocity changing every second.</w:t>
+              <w:t xml:space="preserve">Gives a clear claim that gravity acts down the slope all the time giving a constant acceleration of 2.0 m/s². Uses at least three correct cart values (such as 4 m/s at 2 s, 10 m/s at 5 s, 20 m/s at 10 s and 100 m). Explains why it starts slowly and why the crash feels sudden (s = t²), and correctly says the cart is not in free fall.</w:t>
             </w:r>
           </w:p>
         </w:tc>
@@ -2091,7 +1724,7 @@
                 <w:sz w:val="18"/>
                 <w:szCs w:val="18"/>
               </w:rPr>
-              <w:t xml:space="preserve">Identifies gravity as the cause of the increasing speed and names acceleration, but the explanation of why it is continuous or constant is incomplete.</w:t>
+              <w:t xml:space="preserve">Gives a correct claim with some correct data, and explains acceleration, but explains only one of 'starts slowly' or 'feels sudden', or does not address free fall.</w:t>
             </w:r>
           </w:p>
         </w:tc>
@@ -2123,7 +1756,7 @@
                 <w:sz w:val="18"/>
                 <w:szCs w:val="18"/>
               </w:rPr>
-              <w:t xml:space="preserve">Gives vague or incorrect reasons (for example, a push or the cart's mass alone) or confuses speed with acceleration.</w:t>
+              <w:t xml:space="preserve">Claim is unclear or only says the cart is 'pulled' or 'pushed' without linking to constant acceleration, with little or no data used.</w:t>
             </w:r>
           </w:p>
         </w:tc>
@@ -2157,7 +1790,7 @@
                 <w:sz w:val="18"/>
                 <w:szCs w:val="18"/>
               </w:rPr>
-              <w:t xml:space="preserve">Use of equations of linear motion</w:t>
+              <w:t xml:space="preserve">Using the equations of linear motion</w:t>
             </w:r>
           </w:p>
         </w:tc>
@@ -2189,7 +1822,7 @@
                 <w:sz w:val="18"/>
                 <w:szCs w:val="18"/>
               </w:rPr>
-              <w:t xml:space="preserve">Lists GIVEN and FIND, selects the correct equation every time, rearranges correctly and gets correct answers with units (12 m/s, 24 m, 13.3 s, 267 m).</w:t>
+              <w:t xml:space="preserve">Lists the five variables with units, writes the knowns and unknown, chooses a suitable equation and justifies the choice, calculates correctly with units (20 m/s, 72 km/h, 10 s, 10 m/s at 25 m), verifies with a second equation, and correctly compares how distance and speed change between 25 m and 100 m.</w:t>
             </w:r>
           </w:p>
         </w:tc>
@@ -2221,7 +1854,7 @@
                 <w:sz w:val="18"/>
                 <w:szCs w:val="18"/>
               </w:rPr>
-              <w:t xml:space="preserve">Selects mostly correct equations and gets most answers right, with small slips in rearranging, rounding or units.</w:t>
+              <w:t xml:space="preserve">Chooses suitable equations and gets most answers correct with units, but gives little justification for the choice or does not check with a second equation.</w:t>
             </w:r>
           </w:p>
         </w:tc>
@@ -2253,7 +1886,7 @@
                 <w:sz w:val="18"/>
                 <w:szCs w:val="18"/>
               </w:rPr>
-              <w:t xml:space="preserve">Chooses incorrect equations, omits working or units, or cannot substitute values correctly.</w:t>
+              <w:t xml:space="preserve">Equations are chosen at random or substituted incorrectly, or answers have missing or wrong units.</w:t>
             </w:r>
           </w:p>
         </w:tc>
@@ -2287,7 +1920,7 @@
                 <w:sz w:val="18"/>
                 <w:szCs w:val="18"/>
               </w:rPr>
-              <w:t xml:space="preserve">Interpreting data and relationships</w:t>
+              <w:t xml:space="preserve">Free fall and the comparison with the slope</w:t>
             </w:r>
           </w:p>
         </w:tc>
@@ -2319,7 +1952,7 @@
                 <w:sz w:val="18"/>
                 <w:szCs w:val="18"/>
               </w:rPr>
-              <w:t xml:space="preserve">Completes the table accurately and explains the non-linear relationships (speed against distance, braking distance against speed) using the equations and the 1.4 times and nine times comparisons.</w:t>
+              <w:t xml:space="preserve">Explains that mass does not change the fall time, estimates g correctly (9.8 m/s²) and explains the use of 10 m/s². Calculates 2 s and 20 m/s for the 20 m drop and explains that the slope gives only 0.2 of g, with free fall as the extreme case of a vertical slope.</w:t>
             </w:r>
           </w:p>
         </w:tc>
@@ -2351,7 +1984,7 @@
                 <w:sz w:val="18"/>
                 <w:szCs w:val="18"/>
               </w:rPr>
-              <w:t xml:space="preserve">Completes the table and recognises that the relationships are not straight-line, but gives limited supporting numerical evidence.</w:t>
+              <w:t xml:space="preserve">Calculates the free-fall values correctly and says the cart is slower, but the explanation of why (the slope fraction of g) is incomplete.</w:t>
             </w:r>
           </w:p>
         </w:tc>
@@ -2383,7 +2016,7 @@
                 <w:sz w:val="18"/>
                 <w:szCs w:val="18"/>
               </w:rPr>
-              <w:t xml:space="preserve">Table has several errors or the student assumes that doubling distance or tripling speed simply doubles or triples the outcome.</w:t>
+              <w:t xml:space="preserve">Does not link results to the effect of mass or to the slope, or uses a = 10 m/s² for the cart.</w:t>
             </w:r>
           </w:p>
         </w:tc>
@@ -2417,7 +2050,7 @@
                 <w:sz w:val="18"/>
                 <w:szCs w:val="18"/>
               </w:rPr>
-              <w:t xml:space="preserve">Free fall and the mass question</w:t>
+              <w:t xml:space="preserve">Sign convention and use of scalar/vector terms</w:t>
             </w:r>
           </w:p>
         </w:tc>
@@ -2449,7 +2082,7 @@
                 <w:sz w:val="18"/>
                 <w:szCs w:val="18"/>
               </w:rPr>
-              <w:t xml:space="preserve">Uses observations from the drop experiment, explains with a = F/m = g why mass does not matter, and links free fall to the mkokoteni as a case of the same gravitational acceleration.</w:t>
+              <w:t xml:space="preserve">Chooses a positive direction explicitly, interprets negative acceleration as opposite to the motion, correctly uses a = -10 m/s² for the upward-thrown ball including at the top, and gets the 37.5 m, 5 s and -25 m/s answers with correct signs.</w:t>
             </w:r>
           </w:p>
         </w:tc>
@@ -2481,7 +2114,7 @@
                 <w:sz w:val="18"/>
                 <w:szCs w:val="18"/>
               </w:rPr>
-              <w:t xml:space="preserve">States that all objects fall with the same acceleration and calculates free-fall values correctly, but the explanation of why mass does not matter is brief.</w:t>
+              <w:t xml:space="preserve">Uses signs mostly correctly and gets most answers right, but does not explain the signs or makes one sign error.</w:t>
             </w:r>
           </w:p>
         </w:tc>
@@ -2513,7 +2146,7 @@
                 <w:sz w:val="18"/>
                 <w:szCs w:val="18"/>
               </w:rPr>
-              <w:t xml:space="preserve">Says heavier objects fall faster or gives no reason for equal acceleration.</w:t>
+              <w:t xml:space="preserve">Does not use signs consistently, or says the acceleration is zero at the top of the ball's path.</w:t>
             </w:r>
           </w:p>
         </w:tc>
@@ -2547,7 +2180,7 @@
                 <w:sz w:val="18"/>
                 <w:szCs w:val="18"/>
               </w:rPr>
-              <w:t xml:space="preserve">Real-life application and communication</w:t>
+              <w:t xml:space="preserve">Applying the ideas to road safety</w:t>
             </w:r>
           </w:p>
         </w:tc>
@@ -2579,7 +2212,7 @@
                 <w:sz w:val="18"/>
                 <w:szCs w:val="18"/>
               </w:rPr>
-              <w:t xml:space="preserve">The pitch is clear and well organised, uses Kenyan road-safety evidence and calculated values, gives a sensible mitigation measure, and answers both KICD questions using correct scientific vocabulary.</w:t>
+              <w:t xml:space="preserve">Converts units correctly, calculates reaction, braking and total stopping distances (20 m, 40 m, 60 m; 80 m wet; 90 m at 30 m/s), explains the square relationship, and gives two sensible ways to reduce danger linked to Kinangop signs and NTSA rules.</w:t>
             </w:r>
           </w:p>
         </w:tc>
@@ -2611,7 +2244,7 @@
                 <w:sz w:val="18"/>
                 <w:szCs w:val="18"/>
               </w:rPr>
-              <w:t xml:space="preserve">The pitch covers the explanation and one safety measure, with some use of numbers and vocabulary.</w:t>
+              <w:t xml:space="preserve">Calculates most distances correctly and gives sensible safety measures, but explanation of the square relationship is weak.</w:t>
             </w:r>
           </w:p>
         </w:tc>
@@ -2643,7 +2276,7 @@
                 <w:sz w:val="18"/>
                 <w:szCs w:val="18"/>
               </w:rPr>
-              <w:t xml:space="preserve">The pitch is unclear or incomplete, gives no safety measure, or does not link the mathematics to the real situation.</w:t>
+              <w:t xml:space="preserve">Makes errors in unit conversion or stopping distance, or gives safety ideas that are not linked to the calculations.</w:t>
             </w:r>
           </w:p>
         </w:tc>
@@ -2767,7 +2400,7 @@
         </w:rPr>
         <w:t xml:space="preserve">© 2026 SeaVuria and ARES. This work is licensed under a </w:t>
       </w:r>
-      <w:hyperlink w:history="1" r:id="rId0ay8cl6ibbrh_4plqvhks">
+      <w:hyperlink w:history="1" r:id="rIdr4bahgqwyrrmyaevwnbh2">
         <w:r>
           <w:rPr>
             <w:rFonts w:ascii="Arial" w:cs="Arial" w:eastAsia="Arial" w:hAnsi="Arial"/>
@@ -2787,7 +2420,7 @@
         </w:rPr>
         <w:t xml:space="preserve"> (</w:t>
       </w:r>
-      <w:hyperlink w:history="1" r:id="rId_ohujbwt3iwfffcjhij-l">
+      <w:hyperlink w:history="1" r:id="rId1rtywhm0mf-jhp4jbo-vf">
         <w:r>
           <w:rPr>
             <w:rFonts w:ascii="Arial" w:cs="Arial" w:eastAsia="Arial" w:hAnsi="Arial"/>
@@ -2807,7 +2440,7 @@
         </w:rPr>
         <w:t xml:space="preserve">). To view a copy of this license, visit </w:t>
       </w:r>
-      <w:hyperlink w:history="1" r:id="rIdjaos_lcaq9manunla38dh">
+      <w:hyperlink w:history="1" r:id="rIdwqgfht2grqoag-espv-zo">
         <w:r>
           <w:rPr>
             <w:rFonts w:ascii="Arial" w:cs="Arial" w:eastAsia="Arial" w:hAnsi="Arial"/>

--- a/data/outputs/v2/General_Science/SS3.2_Linear_Motion/General_Science_Linear_Motion_FinalExplanation.docx
+++ b/data/outputs/v2/General_Science/SS3.2_Linear_Motion/General_Science_Linear_Motion_FinalExplanation.docx
@@ -4,6 +4,7 @@
   <w:body>
     <w:p>
       <w:pPr>
+        <w:keepNext w:val="false"/>
         <w:spacing w:after="30" w:before="0"/>
         <w:jc w:val="center"/>
       </w:pPr>
@@ -23,6 +24,7 @@
     </w:p>
     <w:p>
       <w:pPr>
+        <w:keepNext w:val="false"/>
         <w:spacing w:after="60" w:before="0"/>
         <w:jc w:val="center"/>
       </w:pPr>
@@ -81,6 +83,7 @@
           </w:tcPr>
           <w:p>
             <w:pPr>
+              <w:keepNext w:val="false"/>
               <w:spacing w:after="40" w:before="0"/>
               <w:jc w:val="center"/>
             </w:pPr>
@@ -116,6 +119,7 @@
           </w:tcPr>
           <w:p>
             <w:pPr>
+              <w:keepNext w:val="false"/>
               <w:spacing w:after="40" w:before="0"/>
               <w:jc w:val="center"/>
             </w:pPr>
@@ -150,6 +154,7 @@
           </w:tcPr>
           <w:p>
             <w:pPr>
+              <w:keepNext w:val="false"/>
               <w:spacing w:after="40" w:before="0"/>
               <w:jc w:val="left"/>
             </w:pPr>
@@ -182,6 +187,7 @@
           </w:tcPr>
           <w:p>
             <w:pPr>
+              <w:keepNext w:val="false"/>
               <w:spacing w:after="40" w:before="0"/>
               <w:jc w:val="left"/>
             </w:pPr>
@@ -216,6 +222,7 @@
           </w:tcPr>
           <w:p>
             <w:pPr>
+              <w:keepNext w:val="false"/>
               <w:spacing w:after="40" w:before="0"/>
               <w:jc w:val="left"/>
             </w:pPr>
@@ -248,6 +255,7 @@
           </w:tcPr>
           <w:p>
             <w:pPr>
+              <w:keepNext w:val="false"/>
               <w:spacing w:after="40" w:before="0"/>
               <w:jc w:val="left"/>
             </w:pPr>
@@ -282,6 +290,7 @@
           </w:tcPr>
           <w:p>
             <w:pPr>
+              <w:keepNext w:val="false"/>
               <w:spacing w:after="40" w:before="0"/>
               <w:jc w:val="left"/>
             </w:pPr>
@@ -314,6 +323,7 @@
           </w:tcPr>
           <w:p>
             <w:pPr>
+              <w:keepNext w:val="false"/>
               <w:spacing w:after="40" w:before="0"/>
               <w:jc w:val="left"/>
             </w:pPr>
@@ -374,6 +384,7 @@
           </w:tcPr>
           <w:p>
             <w:pPr>
+              <w:keepNext w:val="false"/>
               <w:spacing w:after="40" w:before="0"/>
               <w:jc w:val="center"/>
             </w:pPr>
@@ -408,6 +419,7 @@
           </w:tcPr>
           <w:p>
             <w:pPr>
+              <w:keepNext w:val="false"/>
               <w:spacing w:after="40" w:before="0"/>
               <w:jc w:val="left"/>
             </w:pPr>
@@ -467,6 +479,7 @@
           </w:tcPr>
           <w:p>
             <w:pPr>
+              <w:keepNext/>
               <w:spacing w:after="40" w:before="0"/>
               <w:jc w:val="center"/>
             </w:pPr>
@@ -501,6 +514,7 @@
           </w:tcPr>
           <w:p>
             <w:pPr>
+              <w:keepNext/>
               <w:spacing w:after="40" w:before="0"/>
               <w:jc w:val="left"/>
             </w:pPr>
@@ -520,6 +534,7 @@
           </w:p>
           <w:p>
             <w:pPr>
+              <w:keepNext/>
               <w:spacing w:after="40" w:before="0"/>
               <w:jc w:val="left"/>
             </w:pPr>
@@ -539,6 +554,7 @@
           </w:p>
           <w:p>
             <w:pPr>
+              <w:keepNext/>
               <w:spacing w:after="40" w:before="0"/>
               <w:jc w:val="left"/>
             </w:pPr>
@@ -558,6 +574,7 @@
           </w:p>
           <w:p>
             <w:pPr>
+              <w:keepNext/>
               <w:spacing w:after="40" w:before="0"/>
               <w:jc w:val="left"/>
             </w:pPr>
@@ -577,6 +594,7 @@
           </w:p>
           <w:p>
             <w:pPr>
+              <w:keepNext/>
               <w:spacing w:after="40" w:before="0"/>
               <w:jc w:val="left"/>
             </w:pPr>
@@ -614,6 +632,7 @@
           </w:tcPr>
           <w:p>
             <w:pPr>
+              <w:keepNext w:val="false"/>
               <w:spacing w:after="40" w:before="0"/>
               <w:jc w:val="left"/>
             </w:pPr>
@@ -673,6 +692,7 @@
           </w:tcPr>
           <w:p>
             <w:pPr>
+              <w:keepNext/>
               <w:spacing w:after="40" w:before="0"/>
               <w:jc w:val="center"/>
             </w:pPr>
@@ -707,6 +727,7 @@
           </w:tcPr>
           <w:p>
             <w:pPr>
+              <w:keepNext/>
               <w:spacing w:after="40" w:before="0"/>
               <w:jc w:val="left"/>
             </w:pPr>
@@ -726,6 +747,7 @@
           </w:p>
           <w:p>
             <w:pPr>
+              <w:keepNext/>
               <w:spacing w:after="40" w:before="0"/>
               <w:jc w:val="left"/>
             </w:pPr>
@@ -745,6 +767,7 @@
           </w:p>
           <w:p>
             <w:pPr>
+              <w:keepNext/>
               <w:spacing w:after="40" w:before="0"/>
               <w:jc w:val="left"/>
             </w:pPr>
@@ -764,6 +787,7 @@
           </w:p>
           <w:p>
             <w:pPr>
+              <w:keepNext/>
               <w:spacing w:after="40" w:before="0"/>
               <w:jc w:val="left"/>
             </w:pPr>
@@ -783,6 +807,7 @@
           </w:p>
           <w:p>
             <w:pPr>
+              <w:keepNext/>
               <w:spacing w:after="40" w:before="0"/>
               <w:jc w:val="left"/>
             </w:pPr>
@@ -820,6 +845,7 @@
           </w:tcPr>
           <w:p>
             <w:pPr>
+              <w:keepNext w:val="false"/>
               <w:spacing w:after="40" w:before="0"/>
               <w:jc w:val="left"/>
             </w:pPr>
@@ -879,6 +905,7 @@
           </w:tcPr>
           <w:p>
             <w:pPr>
+              <w:keepNext/>
               <w:spacing w:after="40" w:before="0"/>
               <w:jc w:val="center"/>
             </w:pPr>
@@ -913,6 +940,7 @@
           </w:tcPr>
           <w:p>
             <w:pPr>
+              <w:keepNext/>
               <w:spacing w:after="40" w:before="0"/>
               <w:jc w:val="left"/>
             </w:pPr>
@@ -932,6 +960,7 @@
           </w:p>
           <w:p>
             <w:pPr>
+              <w:keepNext/>
               <w:spacing w:after="40" w:before="0"/>
               <w:jc w:val="left"/>
             </w:pPr>
@@ -951,6 +980,7 @@
           </w:p>
           <w:p>
             <w:pPr>
+              <w:keepNext/>
               <w:spacing w:after="40" w:before="0"/>
               <w:jc w:val="left"/>
             </w:pPr>
@@ -970,6 +1000,7 @@
           </w:p>
           <w:p>
             <w:pPr>
+              <w:keepNext/>
               <w:spacing w:after="40" w:before="0"/>
               <w:jc w:val="left"/>
             </w:pPr>
@@ -989,6 +1020,7 @@
           </w:p>
           <w:p>
             <w:pPr>
+              <w:keepNext/>
               <w:spacing w:after="40" w:before="0"/>
               <w:jc w:val="left"/>
             </w:pPr>
@@ -1026,6 +1058,7 @@
           </w:tcPr>
           <w:p>
             <w:pPr>
+              <w:keepNext w:val="false"/>
               <w:spacing w:after="40" w:before="0"/>
               <w:jc w:val="left"/>
             </w:pPr>
@@ -1085,6 +1118,7 @@
           </w:tcPr>
           <w:p>
             <w:pPr>
+              <w:keepNext/>
               <w:spacing w:after="40" w:before="0"/>
               <w:jc w:val="center"/>
             </w:pPr>
@@ -1119,6 +1153,7 @@
           </w:tcPr>
           <w:p>
             <w:pPr>
+              <w:keepNext/>
               <w:spacing w:after="40" w:before="0"/>
               <w:jc w:val="left"/>
             </w:pPr>
@@ -1138,6 +1173,7 @@
           </w:p>
           <w:p>
             <w:pPr>
+              <w:keepNext/>
               <w:spacing w:after="40" w:before="0"/>
               <w:jc w:val="left"/>
             </w:pPr>
@@ -1157,6 +1193,7 @@
           </w:p>
           <w:p>
             <w:pPr>
+              <w:keepNext/>
               <w:spacing w:after="40" w:before="0"/>
               <w:jc w:val="left"/>
             </w:pPr>
@@ -1176,6 +1213,7 @@
           </w:p>
           <w:p>
             <w:pPr>
+              <w:keepNext/>
               <w:spacing w:after="40" w:before="0"/>
               <w:jc w:val="left"/>
             </w:pPr>
@@ -1213,6 +1251,7 @@
           </w:tcPr>
           <w:p>
             <w:pPr>
+              <w:keepNext w:val="false"/>
               <w:spacing w:after="40" w:before="0"/>
               <w:jc w:val="left"/>
             </w:pPr>
@@ -1272,6 +1311,7 @@
           </w:tcPr>
           <w:p>
             <w:pPr>
+              <w:keepNext/>
               <w:spacing w:after="40" w:before="0"/>
               <w:jc w:val="center"/>
             </w:pPr>
@@ -1306,6 +1346,7 @@
           </w:tcPr>
           <w:p>
             <w:pPr>
+              <w:keepNext/>
               <w:spacing w:after="40" w:before="0"/>
               <w:jc w:val="left"/>
             </w:pPr>
@@ -1325,6 +1366,7 @@
           </w:p>
           <w:p>
             <w:pPr>
+              <w:keepNext/>
               <w:spacing w:after="40" w:before="0"/>
               <w:jc w:val="left"/>
             </w:pPr>
@@ -1344,6 +1386,7 @@
           </w:p>
           <w:p>
             <w:pPr>
+              <w:keepNext/>
               <w:spacing w:after="40" w:before="0"/>
               <w:jc w:val="left"/>
             </w:pPr>
@@ -1363,6 +1406,7 @@
           </w:p>
           <w:p>
             <w:pPr>
+              <w:keepNext/>
               <w:spacing w:after="40" w:before="0"/>
               <w:jc w:val="left"/>
             </w:pPr>
@@ -1382,6 +1426,7 @@
           </w:p>
           <w:p>
             <w:pPr>
+              <w:keepNext/>
               <w:spacing w:after="40" w:before="0"/>
               <w:jc w:val="left"/>
             </w:pPr>
@@ -1419,6 +1464,7 @@
           </w:tcPr>
           <w:p>
             <w:pPr>
+              <w:keepNext w:val="false"/>
               <w:spacing w:after="40" w:before="0"/>
               <w:jc w:val="left"/>
             </w:pPr>
@@ -1482,6 +1528,7 @@
           </w:tcPr>
           <w:p>
             <w:pPr>
+              <w:keepNext w:val="false"/>
               <w:spacing w:after="40" w:before="0"/>
               <w:jc w:val="center"/>
             </w:pPr>
@@ -1516,6 +1563,7 @@
           </w:tcPr>
           <w:p>
             <w:pPr>
+              <w:keepNext w:val="false"/>
               <w:spacing w:after="40" w:before="0"/>
               <w:jc w:val="left"/>
             </w:pPr>
@@ -1548,6 +1596,7 @@
           </w:tcPr>
           <w:p>
             <w:pPr>
+              <w:keepNext w:val="false"/>
               <w:spacing w:after="40" w:before="0"/>
               <w:jc w:val="left"/>
             </w:pPr>
@@ -1580,6 +1629,7 @@
           </w:tcPr>
           <w:p>
             <w:pPr>
+              <w:keepNext w:val="false"/>
               <w:spacing w:after="40" w:before="0"/>
               <w:jc w:val="left"/>
             </w:pPr>
@@ -1612,6 +1662,7 @@
           </w:tcPr>
           <w:p>
             <w:pPr>
+              <w:keepNext w:val="false"/>
               <w:spacing w:after="40" w:before="0"/>
               <w:jc w:val="left"/>
             </w:pPr>
@@ -1646,6 +1697,7 @@
           </w:tcPr>
           <w:p>
             <w:pPr>
+              <w:keepNext w:val="false"/>
               <w:spacing w:after="40" w:before="0"/>
               <w:jc w:val="left"/>
             </w:pPr>
@@ -1678,6 +1730,7 @@
           </w:tcPr>
           <w:p>
             <w:pPr>
+              <w:keepNext w:val="false"/>
               <w:spacing w:after="40" w:before="0"/>
               <w:jc w:val="left"/>
             </w:pPr>
@@ -1710,6 +1763,7 @@
           </w:tcPr>
           <w:p>
             <w:pPr>
+              <w:keepNext w:val="false"/>
               <w:spacing w:after="40" w:before="0"/>
               <w:jc w:val="left"/>
             </w:pPr>
@@ -1742,6 +1796,7 @@
           </w:tcPr>
           <w:p>
             <w:pPr>
+              <w:keepNext w:val="false"/>
               <w:spacing w:after="40" w:before="0"/>
               <w:jc w:val="left"/>
             </w:pPr>
@@ -1776,6 +1831,7 @@
           </w:tcPr>
           <w:p>
             <w:pPr>
+              <w:keepNext w:val="false"/>
               <w:spacing w:after="40" w:before="0"/>
               <w:jc w:val="left"/>
             </w:pPr>
@@ -1808,6 +1864,7 @@
           </w:tcPr>
           <w:p>
             <w:pPr>
+              <w:keepNext w:val="false"/>
               <w:spacing w:after="40" w:before="0"/>
               <w:jc w:val="left"/>
             </w:pPr>
@@ -1840,6 +1897,7 @@
           </w:tcPr>
           <w:p>
             <w:pPr>
+              <w:keepNext w:val="false"/>
               <w:spacing w:after="40" w:before="0"/>
               <w:jc w:val="left"/>
             </w:pPr>
@@ -1872,6 +1930,7 @@
           </w:tcPr>
           <w:p>
             <w:pPr>
+              <w:keepNext w:val="false"/>
               <w:spacing w:after="40" w:before="0"/>
               <w:jc w:val="left"/>
             </w:pPr>
@@ -1906,6 +1965,7 @@
           </w:tcPr>
           <w:p>
             <w:pPr>
+              <w:keepNext w:val="false"/>
               <w:spacing w:after="40" w:before="0"/>
               <w:jc w:val="left"/>
             </w:pPr>
@@ -1938,6 +1998,7 @@
           </w:tcPr>
           <w:p>
             <w:pPr>
+              <w:keepNext w:val="false"/>
               <w:spacing w:after="40" w:before="0"/>
               <w:jc w:val="left"/>
             </w:pPr>
@@ -1970,6 +2031,7 @@
           </w:tcPr>
           <w:p>
             <w:pPr>
+              <w:keepNext w:val="false"/>
               <w:spacing w:after="40" w:before="0"/>
               <w:jc w:val="left"/>
             </w:pPr>
@@ -2002,6 +2064,7 @@
           </w:tcPr>
           <w:p>
             <w:pPr>
+              <w:keepNext w:val="false"/>
               <w:spacing w:after="40" w:before="0"/>
               <w:jc w:val="left"/>
             </w:pPr>
@@ -2036,6 +2099,7 @@
           </w:tcPr>
           <w:p>
             <w:pPr>
+              <w:keepNext w:val="false"/>
               <w:spacing w:after="40" w:before="0"/>
               <w:jc w:val="left"/>
             </w:pPr>
@@ -2068,6 +2132,7 @@
           </w:tcPr>
           <w:p>
             <w:pPr>
+              <w:keepNext w:val="false"/>
               <w:spacing w:after="40" w:before="0"/>
               <w:jc w:val="left"/>
             </w:pPr>
@@ -2100,6 +2165,7 @@
           </w:tcPr>
           <w:p>
             <w:pPr>
+              <w:keepNext w:val="false"/>
               <w:spacing w:after="40" w:before="0"/>
               <w:jc w:val="left"/>
             </w:pPr>
@@ -2132,6 +2198,7 @@
           </w:tcPr>
           <w:p>
             <w:pPr>
+              <w:keepNext w:val="false"/>
               <w:spacing w:after="40" w:before="0"/>
               <w:jc w:val="left"/>
             </w:pPr>
@@ -2166,6 +2233,7 @@
           </w:tcPr>
           <w:p>
             <w:pPr>
+              <w:keepNext w:val="false"/>
               <w:spacing w:after="40" w:before="0"/>
               <w:jc w:val="left"/>
             </w:pPr>
@@ -2198,6 +2266,7 @@
           </w:tcPr>
           <w:p>
             <w:pPr>
+              <w:keepNext w:val="false"/>
               <w:spacing w:after="40" w:before="0"/>
               <w:jc w:val="left"/>
             </w:pPr>
@@ -2230,6 +2299,7 @@
           </w:tcPr>
           <w:p>
             <w:pPr>
+              <w:keepNext w:val="false"/>
               <w:spacing w:after="40" w:before="0"/>
               <w:jc w:val="left"/>
             </w:pPr>
@@ -2262,6 +2332,7 @@
           </w:tcPr>
           <w:p>
             <w:pPr>
+              <w:keepNext w:val="false"/>
               <w:spacing w:after="40" w:before="0"/>
               <w:jc w:val="left"/>
             </w:pPr>
@@ -2400,7 +2471,7 @@
         </w:rPr>
         <w:t xml:space="preserve">© 2026 SeaVuria and ARES. This work is licensed under a </w:t>
       </w:r>
-      <w:hyperlink w:history="1" r:id="rIdr4bahgqwyrrmyaevwnbh2">
+      <w:hyperlink w:history="1" r:id="rIdy8at7ndze2rbs5kqsrp6t">
         <w:r>
           <w:rPr>
             <w:rFonts w:ascii="Arial" w:cs="Arial" w:eastAsia="Arial" w:hAnsi="Arial"/>
@@ -2420,7 +2491,7 @@
         </w:rPr>
         <w:t xml:space="preserve"> (</w:t>
       </w:r>
-      <w:hyperlink w:history="1" r:id="rId1rtywhm0mf-jhp4jbo-vf">
+      <w:hyperlink w:history="1" r:id="rIddxjegbih31irgctzyw8hs">
         <w:r>
           <w:rPr>
             <w:rFonts w:ascii="Arial" w:cs="Arial" w:eastAsia="Arial" w:hAnsi="Arial"/>
@@ -2440,7 +2511,7 @@
         </w:rPr>
         <w:t xml:space="preserve">). To view a copy of this license, visit </w:t>
       </w:r>
-      <w:hyperlink w:history="1" r:id="rIdwqgfht2grqoag-espv-zo">
+      <w:hyperlink w:history="1" r:id="rIdfpgao9l5vlokxm7o8rhpg">
         <w:r>
           <w:rPr>
             <w:rFonts w:ascii="Arial" w:cs="Arial" w:eastAsia="Arial" w:hAnsi="Arial"/>

--- a/data/outputs/v2/General_Science/SS3.2_Linear_Motion/General_Science_Linear_Motion_FinalExplanation.docx
+++ b/data/outputs/v2/General_Science/SS3.2_Linear_Motion/General_Science_Linear_Motion_FinalExplanation.docx
@@ -2471,7 +2471,7 @@
         </w:rPr>
         <w:t xml:space="preserve">© 2026 SeaVuria and ARES. This work is licensed under a </w:t>
       </w:r>
-      <w:hyperlink w:history="1" r:id="rIdy8at7ndze2rbs5kqsrp6t">
+      <w:hyperlink w:history="1" r:id="rIdwvxmwk9upeuicok-aafse">
         <w:r>
           <w:rPr>
             <w:rFonts w:ascii="Arial" w:cs="Arial" w:eastAsia="Arial" w:hAnsi="Arial"/>
@@ -2491,7 +2491,7 @@
         </w:rPr>
         <w:t xml:space="preserve"> (</w:t>
       </w:r>
-      <w:hyperlink w:history="1" r:id="rIddxjegbih31irgctzyw8hs">
+      <w:hyperlink w:history="1" r:id="rIdsgzpypsozyh8eyk3ubz2u">
         <w:r>
           <w:rPr>
             <w:rFonts w:ascii="Arial" w:cs="Arial" w:eastAsia="Arial" w:hAnsi="Arial"/>
@@ -2511,7 +2511,7 @@
         </w:rPr>
         <w:t xml:space="preserve">). To view a copy of this license, visit </w:t>
       </w:r>
-      <w:hyperlink w:history="1" r:id="rIdfpgao9l5vlokxm7o8rhpg">
+      <w:hyperlink w:history="1" r:id="rIdujzakgvjtesw1een4enku">
         <w:r>
           <w:rPr>
             <w:rFonts w:ascii="Arial" w:cs="Arial" w:eastAsia="Arial" w:hAnsi="Arial"/>
